--- a/apps/api/templates/kol-holem-acoustic-tagged-before-user-merge.docx
+++ b/apps/api/templates/kol-holem-acoustic-tagged-before-user-merge.docx
@@ -6471,336 +6471,80 @@
     <w:p>
       <w:pPr>
         <w:pStyle w:val="Normal"/>
-        <w:ind w:end="0"/>
-        <w:jc w:val="center"/>
-        <w:rPr/>
-      </w:pPr>
-      <w:r>
-        <w:rPr>
-          <w:rFonts w:hint="cs" w:cs="David"/>
-          <w:sz w:val="28"/>
-          <w:szCs w:val="28"/>
-          <w:rtl w:val="true"/>
-        </w:rPr>
-        <w:t>הנני מאשר את ההצעה על כל סעיפיה</w:t>
-      </w:r>
-      <w:r>
+        <w:ind w:start="720" w:end="0"/>
+        <w:jc w:val="both"/>
         <w:rPr>
           <w:rFonts w:cs="David" w:hint="cs"/>
-          <w:sz w:val="28"/>
-          <w:szCs w:val="28"/>
-          <w:rtl w:val="true"/>
-        </w:rPr>
-        <w:t>.</w:t>
-      </w:r>
-    </w:p>
-    <w:p>
-      <w:pPr>
-        <w:pStyle w:val="Normal"/>
-        <w:ind w:end="0"/>
-        <w:jc w:val="both"/>
+          <w:b/>
+          <w:bCs/>
+          <w:u w:val="single"/>
+        </w:rPr>
+      </w:pPr>
+      <w:r>
         <w:rPr>
           <w:rFonts w:cs="David" w:hint="cs"/>
           <w:b/>
           <w:bCs/>
-          <w:sz w:val="28"/>
-          <w:szCs w:val="28"/>
           <w:u w:val="single"/>
-        </w:rPr>
-      </w:pPr>
-      <w:r>
-        <w:rPr>
-          <w:rFonts w:cs="David" w:hint="cs"/>
-          <w:b/>
-          <w:bCs/>
-          <w:sz w:val="28"/>
-          <w:szCs w:val="28"/>
-          <w:u w:val="single"/>
-          <w:rtl w:val="true"/>
-        </w:rPr>
-      </w:r>
-    </w:p>
-    <w:tbl>
-      <w:tblPr>
-        <w:bidiVisual w:val="true"/>
-        <w:tblW w:w="10322" w:type="dxa"/>
-        <w:jc w:val="start"/>
-        <w:tblInd w:w="0" w:type="dxa"/>
-        <w:tblLayout w:type="fixed"/>
-        <w:tblCellMar>
-          <w:top w:w="0" w:type="dxa"/>
-          <w:start w:w="108" w:type="dxa"/>
-          <w:bottom w:w="0" w:type="dxa"/>
-          <w:end w:w="108" w:type="dxa"/>
-        </w:tblCellMar>
-      </w:tblPr>
-      <w:tblGrid>
-        <w:gridCol w:w="3441"/>
-        <w:gridCol w:w="3441"/>
-        <w:gridCol w:w="3440"/>
-      </w:tblGrid>
-      <w:tr>
-        <w:trPr/>
-        <w:tc>
-          <w:tcPr>
-            <w:tcW w:w="3441" w:type="dxa"/>
-            <w:tcBorders>
-              <w:top w:val="single" w:sz="4" w:space="0" w:color="000000"/>
-              <w:start w:val="single" w:sz="4" w:space="0" w:color="000000"/>
-              <w:bottom w:val="single" w:sz="4" w:space="0" w:color="000000"/>
-              <w:end w:val="single" w:sz="4" w:space="0" w:color="000000"/>
-            </w:tcBorders>
-            <w:vAlign w:val="center"/>
-          </w:tcPr>
-          <w:p>
-            <w:pPr>
-              <w:pStyle w:val="Normal"/>
-              <w:ind w:end="0"/>
-              <w:jc w:val="center"/>
-              <w:rPr>
-                <w:rFonts w:cs="David" w:hint="cs"/>
-                <w:b/>
-                <w:bCs/>
-                <w:sz w:val="40"/>
-                <w:szCs w:val="40"/>
-              </w:rPr>
-            </w:pPr>
-            <w:r>
-              <w:rPr>
-                <w:rFonts w:hint="cs" w:cs="David"/>
-                <w:b/>
-                <w:b/>
-                <w:bCs/>
-                <w:sz w:val="40"/>
-                <w:szCs w:val="40"/>
-                <w:rtl w:val="true"/>
-              </w:rPr>
-              <w:t>שם מלא של מאשר ההצעה</w:t>
-            </w:r>
-          </w:p>
-        </w:tc>
-        <w:tc>
-          <w:tcPr>
-            <w:tcW w:w="3441" w:type="dxa"/>
-            <w:tcBorders>
-              <w:top w:val="single" w:sz="4" w:space="0" w:color="000000"/>
-              <w:start w:val="single" w:sz="4" w:space="0" w:color="000000"/>
-              <w:bottom w:val="single" w:sz="4" w:space="0" w:color="000000"/>
-              <w:end w:val="single" w:sz="4" w:space="0" w:color="000000"/>
-            </w:tcBorders>
-            <w:vAlign w:val="center"/>
-          </w:tcPr>
-          <w:p>
-            <w:pPr>
-              <w:pStyle w:val="Normal"/>
-              <w:ind w:end="0"/>
-              <w:jc w:val="center"/>
-              <w:rPr>
-                <w:rFonts w:cs="David" w:hint="cs"/>
-                <w:b/>
-                <w:bCs/>
-                <w:sz w:val="40"/>
-                <w:szCs w:val="40"/>
-              </w:rPr>
-            </w:pPr>
-            <w:r>
-              <w:rPr>
-                <w:rFonts w:hint="cs" w:cs="David"/>
-                <w:b/>
-                <w:b/>
-                <w:bCs/>
-                <w:sz w:val="40"/>
-                <w:szCs w:val="40"/>
-                <w:rtl w:val="true"/>
-              </w:rPr>
-              <w:t>חתימה</w:t>
-            </w:r>
-          </w:p>
-        </w:tc>
-        <w:tc>
-          <w:tcPr>
-            <w:tcW w:w="3440" w:type="dxa"/>
-            <w:tcBorders>
-              <w:top w:val="single" w:sz="4" w:space="0" w:color="000000"/>
-              <w:start w:val="single" w:sz="4" w:space="0" w:color="000000"/>
-              <w:bottom w:val="single" w:sz="4" w:space="0" w:color="000000"/>
-              <w:end w:val="single" w:sz="4" w:space="0" w:color="000000"/>
-            </w:tcBorders>
-            <w:vAlign w:val="center"/>
-          </w:tcPr>
-          <w:p>
-            <w:pPr>
-              <w:pStyle w:val="Normal"/>
-              <w:ind w:end="0"/>
-              <w:jc w:val="center"/>
-              <w:rPr>
-                <w:rFonts w:cs="David" w:hint="cs"/>
-                <w:b/>
-                <w:bCs/>
-                <w:sz w:val="40"/>
-                <w:szCs w:val="40"/>
-              </w:rPr>
-            </w:pPr>
-            <w:r>
-              <w:rPr>
-                <w:rFonts w:hint="cs" w:cs="David"/>
-                <w:b/>
-                <w:b/>
-                <w:bCs/>
-                <w:sz w:val="40"/>
-                <w:szCs w:val="40"/>
-                <w:rtl w:val="true"/>
-              </w:rPr>
-              <w:t>חותמת</w:t>
-            </w:r>
-          </w:p>
-        </w:tc>
-      </w:tr>
-      <w:tr>
-        <w:trPr>
-          <w:trHeight w:val="907" w:hRule="atLeast"/>
-        </w:trPr>
-        <w:tc>
-          <w:tcPr>
-            <w:tcW w:w="3441" w:type="dxa"/>
-            <w:tcBorders>
-              <w:top w:val="single" w:sz="4" w:space="0" w:color="000000"/>
-              <w:start w:val="single" w:sz="4" w:space="0" w:color="000000"/>
-              <w:bottom w:val="single" w:sz="4" w:space="0" w:color="000000"/>
-              <w:end w:val="single" w:sz="4" w:space="0" w:color="000000"/>
-            </w:tcBorders>
-          </w:tcPr>
-          <w:p>
-            <w:pPr>
-              <w:pStyle w:val="Normal"/>
-              <w:snapToGrid w:val="false"/>
-              <w:ind w:end="0"/>
-              <w:jc w:val="both"/>
-              <w:rPr>
-                <w:rFonts w:cs="David" w:hint="cs"/>
-                <w:b/>
-                <w:bCs/>
-                <w:sz w:val="40"/>
-                <w:szCs w:val="40"/>
-                <w:u w:val="single"/>
-              </w:rPr>
-            </w:pPr>
-            <w:r>
-              <w:rPr>
-                <w:rFonts w:cs="David" w:hint="cs"/>
-                <w:b/>
-                <w:bCs/>
-                <w:sz w:val="40"/>
-                <w:szCs w:val="40"/>
-                <w:u w:val="single"/>
-                <w:rtl w:val="true"/>
-              </w:rPr>
-            </w:r>
-          </w:p>
-        </w:tc>
-        <w:tc>
-          <w:tcPr>
-            <w:tcW w:w="3441" w:type="dxa"/>
-            <w:tcBorders>
-              <w:top w:val="single" w:sz="4" w:space="0" w:color="000000"/>
-              <w:start w:val="single" w:sz="4" w:space="0" w:color="000000"/>
-              <w:bottom w:val="single" w:sz="4" w:space="0" w:color="000000"/>
-              <w:end w:val="single" w:sz="4" w:space="0" w:color="000000"/>
-            </w:tcBorders>
-          </w:tcPr>
-          <w:p>
-            <w:pPr>
-              <w:pStyle w:val="Normal"/>
-              <w:snapToGrid w:val="false"/>
-              <w:ind w:end="0"/>
-              <w:jc w:val="both"/>
-              <w:rPr>
-                <w:rFonts w:cs="David" w:hint="cs"/>
-                <w:b/>
-                <w:bCs/>
-                <w:u w:val="single"/>
-              </w:rPr>
-            </w:pPr>
-            <w:r>
-              <w:rPr>
-                <w:rFonts w:cs="David" w:hint="cs"/>
-                <w:b/>
-                <w:bCs/>
-                <w:u w:val="single"/>
-                <w:rtl w:val="true"/>
-              </w:rPr>
-            </w:r>
-          </w:p>
-        </w:tc>
-        <w:tc>
-          <w:tcPr>
-            <w:tcW w:w="3440" w:type="dxa"/>
-            <w:tcBorders>
-              <w:top w:val="single" w:sz="4" w:space="0" w:color="000000"/>
-              <w:start w:val="single" w:sz="4" w:space="0" w:color="000000"/>
-              <w:bottom w:val="single" w:sz="4" w:space="0" w:color="000000"/>
-              <w:end w:val="single" w:sz="4" w:space="0" w:color="000000"/>
-            </w:tcBorders>
-          </w:tcPr>
-          <w:p>
-            <w:pPr>
-              <w:pStyle w:val="Normal"/>
-              <w:snapToGrid w:val="false"/>
-              <w:ind w:end="0"/>
-              <w:jc w:val="both"/>
-              <w:rPr>
-                <w:rFonts w:cs="David" w:hint="cs"/>
-                <w:b/>
-                <w:bCs/>
-                <w:u w:val="single"/>
-              </w:rPr>
-            </w:pPr>
-            <w:r>
-              <w:rPr>
-                <w:rFonts w:cs="David" w:hint="cs"/>
-                <w:b/>
-                <w:bCs/>
-                <w:u w:val="single"/>
-                <w:rtl w:val="true"/>
-              </w:rPr>
-            </w:r>
-          </w:p>
-        </w:tc>
-      </w:tr>
-    </w:tbl>
+          <w:rtl w:val="true"/>
+        </w:rPr>
+      </w:r>
+    </w:p>
     <w:p>
       <w:pPr>
         <w:pStyle w:val="Normal"/>
         <w:ind w:start="720" w:end="0"/>
         <w:jc w:val="both"/>
         <w:rPr>
+          <w:rFonts w:ascii="Arial" w:hAnsi="Arial" w:cs="Arial"/>
+          <w:sz w:val="28"/>
+          <w:szCs w:val="28"/>
+        </w:rPr>
+      </w:pPr>
+      <w:r>
+        <w:rPr>
+          <w:rFonts w:hint="cs" w:cs="David"/>
+          <w:sz w:val="28"/>
+          <w:szCs w:val="28"/>
+          <w:rtl w:val="true"/>
+        </w:rPr>
+        <w:t>לתיאום הגעה</w:t>
+      </w:r>
+      <w:r>
+        <w:rPr>
           <w:rFonts w:cs="David" w:hint="cs"/>
-          <w:b/>
-          <w:bCs/>
-          <w:u w:val="single"/>
-        </w:rPr>
-      </w:pPr>
+          <w:sz w:val="28"/>
+          <w:szCs w:val="28"/>
+          <w:rtl w:val="true"/>
+        </w:rPr>
+        <w:t xml:space="preserve">, </w:t>
+      </w:r>
+      <w:r>
+        <w:rPr>
+          <w:rFonts w:hint="cs" w:cs="David"/>
+          <w:sz w:val="28"/>
+          <w:szCs w:val="28"/>
+          <w:rtl w:val="true"/>
+        </w:rPr>
+        <w:t xml:space="preserve">נא לחתום ולשלוח לפקס </w:t>
+      </w:r>
       <w:r>
         <w:rPr>
           <w:rFonts w:cs="David" w:hint="cs"/>
-          <w:b/>
-          <w:bCs/>
-          <w:u w:val="single"/>
-          <w:rtl w:val="true"/>
-        </w:rPr>
-      </w:r>
-    </w:p>
-    <w:p>
-      <w:pPr>
-        <w:pStyle w:val="Normal"/>
-        <w:ind w:start="720" w:end="0"/>
-        <w:jc w:val="both"/>
-        <w:rPr>
-          <w:rFonts w:ascii="Arial" w:hAnsi="Arial" w:cs="Arial"/>
-          <w:sz w:val="28"/>
-          <w:szCs w:val="28"/>
-        </w:rPr>
-      </w:pPr>
+          <w:sz w:val="28"/>
+          <w:szCs w:val="28"/>
+        </w:rPr>
+        <w:t>09-7724446</w:t>
+      </w:r>
+      <w:r>
+        <w:rPr>
+          <w:rFonts w:cs="David" w:hint="cs"/>
+          <w:sz w:val="28"/>
+          <w:szCs w:val="28"/>
+          <w:rtl w:val="true"/>
+        </w:rPr>
+        <w:t xml:space="preserve">. </w:t>
+      </w:r>
       <w:r>
         <w:rPr>
           <w:rFonts w:hint="cs" w:cs="David"/>
@@ -6808,7 +6552,7 @@
           <w:szCs w:val="28"/>
           <w:rtl w:val="true"/>
         </w:rPr>
-        <w:t>לתיאום הגעה</w:t>
+        <w:t>תודה</w:t>
       </w:r>
       <w:r>
         <w:rPr>
@@ -6817,50 +6561,6 @@
           <w:szCs w:val="28"/>
           <w:rtl w:val="true"/>
         </w:rPr>
-        <w:t xml:space="preserve">, </w:t>
-      </w:r>
-      <w:r>
-        <w:rPr>
-          <w:rFonts w:hint="cs" w:cs="David"/>
-          <w:sz w:val="28"/>
-          <w:szCs w:val="28"/>
-          <w:rtl w:val="true"/>
-        </w:rPr>
-        <w:t xml:space="preserve">נא לחתום ולשלוח לפקס </w:t>
-      </w:r>
-      <w:r>
-        <w:rPr>
-          <w:rFonts w:cs="David" w:hint="cs"/>
-          <w:sz w:val="28"/>
-          <w:szCs w:val="28"/>
-        </w:rPr>
-        <w:t>09-7724446</w:t>
-      </w:r>
-      <w:r>
-        <w:rPr>
-          <w:rFonts w:cs="David" w:hint="cs"/>
-          <w:sz w:val="28"/>
-          <w:szCs w:val="28"/>
-          <w:rtl w:val="true"/>
-        </w:rPr>
-        <w:t xml:space="preserve">. </w:t>
-      </w:r>
-      <w:r>
-        <w:rPr>
-          <w:rFonts w:hint="cs" w:cs="David"/>
-          <w:sz w:val="28"/>
-          <w:szCs w:val="28"/>
-          <w:rtl w:val="true"/>
-        </w:rPr>
-        <w:t>תודה</w:t>
-      </w:r>
-      <w:r>
-        <w:rPr>
-          <w:rFonts w:cs="David" w:hint="cs"/>
-          <w:sz w:val="28"/>
-          <w:szCs w:val="28"/>
-          <w:rtl w:val="true"/>
-        </w:rPr>
         <w:t>.</w:t>
       </w:r>
       <w:r>
@@ -6869,2923 +6569,16 @@
     </w:p>
     <w:p>
       <w:pPr>
-        <w:pStyle w:val="Normal"/>
-        <w:ind w:end="0"/>
         <w:jc w:val="center"/>
-        <w:rPr>
-          <w:rFonts w:cs="David"/>
-          <w:b/>
-          <w:bCs/>
-          <w:sz w:val="28"/>
-          <w:szCs w:val="28"/>
-          <w:u w:val="single"/>
-        </w:rPr>
-      </w:pPr>
-      <w:r>
-        <w:rPr>
-          <w:rFonts w:hint="cs" w:cs="David"/>
-          <w:b/>
-          <w:b/>
-          <w:bCs/>
-          <w:sz w:val="28"/>
-          <w:szCs w:val="28"/>
-          <w:u w:val="single"/>
-          <w:rtl w:val="true"/>
-        </w:rPr>
-        <w:t xml:space="preserve">נספח א </w:t>
-      </w:r>
-      <w:r>
-        <w:rPr>
-          <w:rFonts w:cs="David" w:hint="cs"/>
-          <w:b/>
-          <w:bCs/>
-          <w:sz w:val="28"/>
-          <w:szCs w:val="28"/>
-          <w:u w:val="single"/>
-          <w:rtl w:val="true"/>
-        </w:rPr>
-        <w:t xml:space="preserve">': </w:t>
-      </w:r>
-      <w:r>
-        <w:rPr>
-          <w:rFonts w:hint="cs" w:cs="David"/>
-          <w:b/>
-          <w:b/>
-          <w:bCs/>
-          <w:sz w:val="28"/>
-          <w:szCs w:val="28"/>
-          <w:u w:val="single"/>
-          <w:rtl w:val="true"/>
-        </w:rPr>
-        <w:t xml:space="preserve">תעודת הסמכה של הרשות להסמכת מעבדות </w:t>
-      </w:r>
-    </w:p>
-    <w:p>
-      <w:pPr>
-        <w:pStyle w:val="Normal"/>
-        <w:ind w:end="0"/>
-        <w:jc w:val="center"/>
-        <w:rPr>
-          <w:rFonts w:cs="David"/>
-          <w:b/>
-          <w:bCs/>
-          <w:sz w:val="28"/>
-          <w:szCs w:val="28"/>
-          <w:u w:val="single"/>
-        </w:rPr>
-      </w:pPr>
-      <w:r>
-        <w:rPr>
-          <w:rFonts w:cs="David"/>
-          <w:b/>
-          <w:bCs/>
-          <w:sz w:val="28"/>
-          <w:szCs w:val="28"/>
-          <w:u w:val="single"/>
-          <w:rtl w:val="true"/>
-        </w:rPr>
-      </w:r>
-    </w:p>
-    <w:p>
-      <w:pPr>
-        <w:pStyle w:val="Normal"/>
-        <w:ind w:end="0"/>
-        <w:jc w:val="center"/>
-        <w:rPr>
-          <w:rFonts w:cs="David"/>
-          <w:b/>
-          <w:bCs/>
-          <w:sz w:val="28"/>
-          <w:szCs w:val="28"/>
-          <w:u w:val="single"/>
-        </w:rPr>
-      </w:pPr>
-      <w:r>
-        <w:rPr>
-          <w:rFonts w:cs="David"/>
-          <w:b/>
-          <w:bCs/>
-          <w:sz w:val="28"/>
-          <w:szCs w:val="28"/>
-          <w:u w:val="single"/>
-          <w:rtl w:val="true"/>
-        </w:rPr>
-      </w:r>
-    </w:p>
-    <w:p>
-      <w:pPr>
-        <w:pStyle w:val="Normal"/>
-        <w:ind w:end="0"/>
-        <w:jc w:val="center"/>
-        <w:rPr>
-          <w:rFonts w:cs="David" w:hint="cs"/>
-          <w:b/>
-          <w:bCs/>
-          <w:sz w:val="28"/>
-          <w:szCs w:val="28"/>
-          <w:u w:val="single"/>
-        </w:rPr>
-      </w:pPr>
-      <w:r>
-        <w:rPr>
-          <w:rtl w:val="true"/>
-          <w:lang w:val="en-US" w:eastAsia="en-US"/>
-        </w:rPr>
-        <w:drawing>
-          <wp:inline distT="0" distB="0" distL="0" distR="0">
-            <wp:extent cx="5465445" cy="3822700"/>
-            <wp:effectExtent l="0" t="0" r="0" b="0"/>
-            <wp:docPr id="4" name="תמונה 1"/>
-            <wp:cNvGraphicFramePr>
-              <a:graphicFrameLocks xmlns:a="http://schemas.openxmlformats.org/drawingml/2006/main" noChangeAspect="1"/>
-            </wp:cNvGraphicFramePr>
-            <a:graphic xmlns:a="http://schemas.openxmlformats.org/drawingml/2006/main">
-              <a:graphicData uri="http://schemas.openxmlformats.org/drawingml/2006/picture">
-                <pic:pic xmlns:pic="http://schemas.openxmlformats.org/drawingml/2006/picture">
-                  <pic:nvPicPr>
-                    <pic:cNvPr id="4" name="תמונה 1"/>
-                    <pic:cNvPicPr>
-                      <a:picLocks noChangeAspect="1" noChangeArrowheads="1"/>
-                    </pic:cNvPicPr>
-                  </pic:nvPicPr>
-                  <pic:blipFill>
-                    <a:blip r:embed="rId4"/>
-                    <a:srcRect l="-3" t="-4" r="-3" b="-4"/>
-                    <a:stretch>
-                      <a:fillRect/>
-                    </a:stretch>
-                  </pic:blipFill>
-                  <pic:spPr bwMode="auto">
-                    <a:xfrm>
-                      <a:off x="0" y="0"/>
-                      <a:ext cx="5465445" cy="3822700"/>
-                    </a:xfrm>
-                    <a:prstGeom prst="rect">
-                      <a:avLst/>
-                    </a:prstGeom>
-                    <a:noFill/>
-                  </pic:spPr>
-                </pic:pic>
-              </a:graphicData>
-            </a:graphic>
-          </wp:inline>
-        </w:drawing>
-      </w:r>
-    </w:p>
-    <w:p>
-      <w:pPr>
-        <w:pStyle w:val="Normal"/>
-        <w:ind w:end="0"/>
-        <w:jc w:val="center"/>
-        <w:rPr>
-          <w:rFonts w:cs="David"/>
-          <w:b/>
-          <w:bCs/>
-          <w:sz w:val="28"/>
-          <w:szCs w:val="28"/>
-          <w:u w:val="single"/>
-        </w:rPr>
-      </w:pPr>
-      <w:r>
-        <w:rPr>
-          <w:rtl w:val="true"/>
-          <w:lang w:val="en-US" w:eastAsia="en-US"/>
-        </w:rPr>
-        <w:drawing>
-          <wp:inline distT="0" distB="0" distL="0" distR="0">
-            <wp:extent cx="5481320" cy="3848100"/>
-            <wp:effectExtent l="0" t="0" r="0" b="0"/>
-            <wp:docPr id="5" name="Image1"/>
-            <wp:cNvGraphicFramePr>
-              <a:graphicFrameLocks xmlns:a="http://schemas.openxmlformats.org/drawingml/2006/main" noChangeAspect="1"/>
-            </wp:cNvGraphicFramePr>
-            <a:graphic xmlns:a="http://schemas.openxmlformats.org/drawingml/2006/main">
-              <a:graphicData uri="http://schemas.openxmlformats.org/drawingml/2006/picture">
-                <pic:pic xmlns:pic="http://schemas.openxmlformats.org/drawingml/2006/picture">
-                  <pic:nvPicPr>
-                    <pic:cNvPr id="5" name="Image1"/>
-                    <pic:cNvPicPr>
-                      <a:picLocks noChangeAspect="1" noChangeArrowheads="1"/>
-                    </pic:cNvPicPr>
-                  </pic:nvPicPr>
-                  <pic:blipFill>
-                    <a:blip r:embed="rId5"/>
-                    <a:srcRect l="-3" t="-4" r="-3" b="-4"/>
-                    <a:stretch>
-                      <a:fillRect/>
-                    </a:stretch>
-                  </pic:blipFill>
-                  <pic:spPr bwMode="auto">
-                    <a:xfrm>
-                      <a:off x="0" y="0"/>
-                      <a:ext cx="5481320" cy="3848100"/>
-                    </a:xfrm>
-                    <a:prstGeom prst="rect">
-                      <a:avLst/>
-                    </a:prstGeom>
-                    <a:noFill/>
-                  </pic:spPr>
-                </pic:pic>
-              </a:graphicData>
-            </a:graphic>
-          </wp:inline>
-        </w:drawing>
-      </w:r>
-    </w:p>
-    <w:p>
-      <w:pPr>
-        <w:pStyle w:val="Normal"/>
-        <w:ind w:end="0"/>
-        <w:jc w:val="center"/>
-        <w:rPr>
-          <w:rFonts w:cs="David"/>
-          <w:b/>
-          <w:bCs/>
-          <w:sz w:val="28"/>
-          <w:szCs w:val="28"/>
-          <w:u w:val="single"/>
-        </w:rPr>
-      </w:pPr>
-      <w:r>
-        <w:rPr>
-          <w:rFonts w:cs="David"/>
-          <w:b/>
-          <w:bCs/>
-          <w:sz w:val="28"/>
-          <w:szCs w:val="28"/>
-          <w:u w:val="single"/>
-          <w:rtl w:val="true"/>
-        </w:rPr>
-      </w:r>
-    </w:p>
-    <w:p>
-      <w:pPr>
-        <w:pStyle w:val="Normal"/>
-        <w:ind w:end="0"/>
-        <w:jc w:val="start"/>
-        <w:rPr>
-          <w:rFonts w:cs="David"/>
-          <w:b/>
-          <w:bCs/>
-          <w:sz w:val="28"/>
-          <w:szCs w:val="28"/>
-          <w:u w:val="single"/>
-        </w:rPr>
-      </w:pPr>
-      <w:r>
-        <w:rPr>
-          <w:rFonts w:cs="David"/>
-          <w:b/>
-          <w:bCs/>
-          <w:sz w:val="28"/>
-          <w:szCs w:val="28"/>
-          <w:u w:val="single"/>
-          <w:rtl w:val="true"/>
-        </w:rPr>
-      </w:r>
-    </w:p>
-    <w:p>
-      <w:pPr>
-        <w:pStyle w:val="Normal"/>
-        <w:ind w:end="0"/>
-        <w:jc w:val="center"/>
-        <w:rPr/>
-      </w:pPr>
-      <w:r>
-        <w:rPr>
-          <w:rFonts w:cs="David"/>
-          <w:b/>
-          <w:b/>
-          <w:bCs/>
-          <w:sz w:val="28"/>
-          <w:szCs w:val="28"/>
-          <w:u w:val="single"/>
-          <w:rtl w:val="true"/>
-        </w:rPr>
-        <w:t xml:space="preserve">נספח </w:t>
-      </w:r>
-      <w:r>
-        <w:rPr>
-          <w:rFonts w:hint="cs" w:cs="David"/>
-          <w:b/>
-          <w:b/>
-          <w:bCs/>
-          <w:sz w:val="28"/>
-          <w:szCs w:val="28"/>
-          <w:u w:val="single"/>
-          <w:rtl w:val="true"/>
-        </w:rPr>
-        <w:t>ב</w:t>
-      </w:r>
-      <w:r>
-        <w:rPr>
-          <w:rFonts w:cs="David"/>
-          <w:b/>
-          <w:bCs/>
-          <w:sz w:val="28"/>
-          <w:szCs w:val="28"/>
-          <w:u w:val="single"/>
-          <w:rtl w:val="true"/>
-        </w:rPr>
-        <w:t xml:space="preserve">': </w:t>
-      </w:r>
-      <w:r>
-        <w:rPr>
-          <w:rFonts w:cs="David"/>
-          <w:b/>
-          <w:b/>
-          <w:bCs/>
-          <w:sz w:val="28"/>
-          <w:szCs w:val="28"/>
-          <w:u w:val="single"/>
-          <w:rtl w:val="true"/>
-        </w:rPr>
-        <w:t xml:space="preserve">תעודות </w:t>
-      </w:r>
-      <w:r>
-        <w:rPr>
-          <w:rFonts w:cs="David"/>
-          <w:b/>
-          <w:bCs/>
-          <w:sz w:val="28"/>
-          <w:szCs w:val="28"/>
-          <w:u w:val="single"/>
-        </w:rPr>
-        <w:t>ISO</w:t>
-      </w:r>
-    </w:p>
-    <w:p>
-      <w:pPr>
-        <w:pStyle w:val="Normal"/>
-        <w:ind w:end="0"/>
-        <w:jc w:val="center"/>
-        <w:rPr>
-          <w:rFonts w:cs="David"/>
-          <w:b/>
-          <w:bCs/>
-          <w:sz w:val="28"/>
-          <w:szCs w:val="28"/>
-          <w:u w:val="single"/>
-        </w:rPr>
-      </w:pPr>
-      <w:r>
-        <w:rPr>
-          <w:rFonts w:cs="David"/>
-          <w:b/>
-          <w:bCs/>
-          <w:sz w:val="28"/>
-          <w:szCs w:val="28"/>
-          <w:u w:val="single"/>
-          <w:rtl w:val="true"/>
-        </w:rPr>
-      </w:r>
-    </w:p>
-    <w:p>
-      <w:pPr>
-        <w:pStyle w:val="Normal"/>
-        <w:ind w:end="0"/>
-        <w:jc w:val="center"/>
-        <w:rPr>
-          <w:rFonts w:cs="David"/>
-          <w:b/>
-          <w:bCs/>
-          <w:sz w:val="28"/>
-          <w:szCs w:val="28"/>
-          <w:u w:val="single"/>
-        </w:rPr>
-      </w:pPr>
-      <w:r>
-        <w:rPr>
-          <w:rFonts w:cs="David"/>
-          <w:b/>
-          <w:bCs/>
-          <w:sz w:val="28"/>
-          <w:szCs w:val="28"/>
-          <w:u w:val="single"/>
-          <w:rtl w:val="true"/>
-        </w:rPr>
-      </w:r>
-    </w:p>
-    <w:p>
-      <w:pPr>
-        <w:pStyle w:val="Normal"/>
-        <w:ind w:end="0"/>
-        <w:jc w:val="center"/>
-        <w:rPr>
-          <w:rFonts w:cs="David"/>
-          <w:b/>
-          <w:bCs/>
-          <w:sz w:val="28"/>
-          <w:szCs w:val="28"/>
-          <w:u w:val="single"/>
-        </w:rPr>
-      </w:pPr>
-      <w:r>
-        <w:rPr>
-          <w:rFonts w:cs="David"/>
-          <w:b/>
-          <w:bCs/>
-          <w:sz w:val="28"/>
-          <w:szCs w:val="28"/>
-          <w:u w:val="single"/>
-          <w:rtl w:val="true"/>
-        </w:rPr>
-      </w:r>
-    </w:p>
-    <w:p>
-      <w:pPr>
-        <w:pStyle w:val="Normal"/>
-        <w:ind w:end="0"/>
-        <w:jc w:val="center"/>
-        <w:rPr>
-          <w:rFonts w:cs="David"/>
-          <w:b/>
-          <w:bCs/>
-          <w:sz w:val="28"/>
-          <w:szCs w:val="28"/>
-          <w:u w:val="single"/>
-        </w:rPr>
-      </w:pPr>
-      <w:r>
-        <w:rPr>
-          <w:rFonts w:cs="David"/>
-          <w:b/>
-          <w:bCs/>
-          <w:sz w:val="28"/>
-          <w:szCs w:val="28"/>
-          <w:u w:val="single"/>
-          <w:rtl w:val="true"/>
-        </w:rPr>
-      </w:r>
-    </w:p>
-    <w:p>
-      <w:pPr>
-        <w:pStyle w:val="Normal"/>
-        <w:ind w:end="0"/>
-        <w:jc w:val="center"/>
-        <w:rPr>
-          <w:rFonts w:cs="David"/>
-          <w:b/>
-          <w:bCs/>
-          <w:sz w:val="28"/>
-          <w:szCs w:val="28"/>
-          <w:u w:val="single"/>
-        </w:rPr>
-      </w:pPr>
-      <w:r>
-        <w:rPr>
-          <w:rFonts w:cs="David"/>
-          <w:b/>
-          <w:bCs/>
-          <w:sz w:val="28"/>
-          <w:szCs w:val="28"/>
-          <w:u w:val="single"/>
-          <w:rtl w:val="true"/>
-        </w:rPr>
-      </w:r>
-    </w:p>
-    <w:p>
-      <w:pPr>
-        <w:pStyle w:val="Normal"/>
-        <w:ind w:end="0"/>
-        <w:jc w:val="center"/>
-        <w:rPr>
-          <w:rFonts w:cs="David"/>
-          <w:b/>
-          <w:bCs/>
-          <w:sz w:val="28"/>
-          <w:szCs w:val="28"/>
-          <w:u w:val="single"/>
-        </w:rPr>
-      </w:pPr>
-      <w:r>
-        <w:rPr>
-          <w:rFonts w:cs="David"/>
-          <w:b/>
-          <w:bCs/>
-          <w:sz w:val="28"/>
-          <w:szCs w:val="28"/>
-          <w:u w:val="single"/>
-          <w:rtl w:val="true"/>
-        </w:rPr>
-      </w:r>
-    </w:p>
-    <w:p>
-      <w:pPr>
-        <w:pStyle w:val="Normal"/>
-        <w:ind w:end="0"/>
-        <w:jc w:val="center"/>
-        <w:rPr>
-          <w:rFonts w:cs="David"/>
-          <w:b/>
-          <w:bCs/>
-          <w:sz w:val="28"/>
-          <w:szCs w:val="28"/>
-          <w:u w:val="single"/>
-        </w:rPr>
-      </w:pPr>
-      <w:r>
-        <w:rPr>
-          <w:rFonts w:cs="David"/>
-          <w:b/>
-          <w:bCs/>
-          <w:sz w:val="28"/>
-          <w:szCs w:val="28"/>
-          <w:u w:val="single"/>
-          <w:rtl w:val="true"/>
-        </w:rPr>
-      </w:r>
-    </w:p>
-    <w:p>
-      <w:pPr>
-        <w:pStyle w:val="Normal"/>
-        <w:ind w:end="0"/>
-        <w:jc w:val="center"/>
-        <w:rPr>
-          <w:rFonts w:cs="David"/>
-          <w:b/>
-          <w:bCs/>
-          <w:sz w:val="28"/>
-          <w:szCs w:val="28"/>
-          <w:u w:val="single"/>
-        </w:rPr>
-      </w:pPr>
-      <w:r>
-        <w:rPr>
-          <w:rFonts w:cs="David"/>
-          <w:b/>
-          <w:bCs/>
-          <w:sz w:val="28"/>
-          <w:szCs w:val="28"/>
-          <w:u w:val="single"/>
-          <w:rtl w:val="true"/>
-        </w:rPr>
-      </w:r>
-    </w:p>
-    <w:p>
-      <w:pPr>
-        <w:pStyle w:val="Normal"/>
-        <w:ind w:end="0"/>
-        <w:jc w:val="center"/>
-        <w:rPr>
-          <w:rFonts w:cs="David"/>
-          <w:b/>
-          <w:bCs/>
-          <w:sz w:val="28"/>
-          <w:szCs w:val="28"/>
-          <w:u w:val="single"/>
-        </w:rPr>
-      </w:pPr>
-      <w:r>
-        <w:rPr>
-          <w:rFonts w:cs="David"/>
-          <w:b/>
-          <w:bCs/>
-          <w:sz w:val="28"/>
-          <w:szCs w:val="28"/>
-          <w:u w:val="single"/>
-          <w:rtl w:val="true"/>
-        </w:rPr>
-      </w:r>
-    </w:p>
-    <w:p>
-      <w:pPr>
-        <w:pStyle w:val="Normal"/>
-        <w:ind w:end="0"/>
-        <w:jc w:val="center"/>
-        <w:rPr>
-          <w:rFonts w:cs="David"/>
-          <w:b/>
-          <w:bCs/>
-          <w:sz w:val="28"/>
-          <w:szCs w:val="28"/>
-          <w:u w:val="single"/>
-        </w:rPr>
-      </w:pPr>
-      <w:r>
-        <w:rPr>
-          <w:rFonts w:cs="David"/>
-          <w:b/>
-          <w:bCs/>
-          <w:sz w:val="28"/>
-          <w:szCs w:val="28"/>
-          <w:u w:val="single"/>
-          <w:rtl w:val="true"/>
-        </w:rPr>
-      </w:r>
-    </w:p>
-    <w:p>
-      <w:pPr>
-        <w:pStyle w:val="Normal"/>
-        <w:ind w:end="0"/>
-        <w:jc w:val="center"/>
-        <w:rPr>
-          <w:rFonts w:cs="David"/>
-          <w:b/>
-          <w:bCs/>
-          <w:sz w:val="28"/>
-          <w:szCs w:val="28"/>
-          <w:u w:val="single"/>
-        </w:rPr>
-      </w:pPr>
-      <w:r>
-        <w:rPr>
-          <w:rFonts w:cs="David"/>
-          <w:b/>
-          <w:bCs/>
-          <w:sz w:val="28"/>
-          <w:szCs w:val="28"/>
-          <w:u w:val="single"/>
-          <w:rtl w:val="true"/>
-        </w:rPr>
-      </w:r>
-    </w:p>
-    <w:p>
-      <w:pPr>
-        <w:pStyle w:val="Normal"/>
-        <w:ind w:end="0"/>
-        <w:jc w:val="center"/>
-        <w:rPr>
-          <w:rFonts w:cs="David"/>
-          <w:b/>
-          <w:bCs/>
-          <w:sz w:val="28"/>
-          <w:szCs w:val="28"/>
-          <w:u w:val="single"/>
-        </w:rPr>
-      </w:pPr>
-      <w:r>
-        <w:rPr>
-          <w:rFonts w:cs="David"/>
-          <w:b/>
-          <w:bCs/>
-          <w:sz w:val="28"/>
-          <w:szCs w:val="28"/>
-          <w:u w:val="single"/>
-          <w:rtl w:val="true"/>
-        </w:rPr>
-      </w:r>
-    </w:p>
-    <w:p>
-      <w:pPr>
-        <w:pStyle w:val="Normal"/>
-        <w:ind w:end="0"/>
-        <w:jc w:val="center"/>
-        <w:rPr>
-          <w:rFonts w:cs="David"/>
-          <w:b/>
-          <w:bCs/>
-          <w:sz w:val="28"/>
-          <w:szCs w:val="28"/>
-          <w:u w:val="single"/>
-        </w:rPr>
-      </w:pPr>
-      <w:r>
-        <w:rPr>
-          <w:rFonts w:cs="David"/>
-          <w:b/>
-          <w:bCs/>
-          <w:sz w:val="28"/>
-          <w:szCs w:val="28"/>
-          <w:u w:val="single"/>
-          <w:rtl w:val="true"/>
-        </w:rPr>
-      </w:r>
-    </w:p>
-    <w:p>
-      <w:pPr>
-        <w:pStyle w:val="Normal"/>
-        <w:ind w:end="0"/>
-        <w:jc w:val="center"/>
-        <w:rPr>
-          <w:rFonts w:cs="David"/>
-          <w:b/>
-          <w:bCs/>
-          <w:sz w:val="28"/>
-          <w:szCs w:val="28"/>
-          <w:u w:val="single"/>
-        </w:rPr>
-      </w:pPr>
-      <w:r>
-        <w:rPr>
-          <w:rFonts w:cs="David"/>
-          <w:b/>
-          <w:bCs/>
-          <w:sz w:val="28"/>
-          <w:szCs w:val="28"/>
-          <w:u w:val="single"/>
-          <w:rtl w:val="true"/>
-        </w:rPr>
-      </w:r>
-    </w:p>
-    <w:p>
-      <w:pPr>
-        <w:pStyle w:val="Normal"/>
-        <w:ind w:end="0"/>
-        <w:jc w:val="center"/>
-        <w:rPr>
-          <w:rFonts w:cs="David"/>
-          <w:b/>
-          <w:bCs/>
-          <w:sz w:val="28"/>
-          <w:szCs w:val="28"/>
-          <w:u w:val="single"/>
-        </w:rPr>
-      </w:pPr>
-      <w:r>
-        <w:rPr>
-          <w:rFonts w:cs="David"/>
-          <w:b/>
-          <w:bCs/>
-          <w:sz w:val="28"/>
-          <w:szCs w:val="28"/>
-          <w:u w:val="single"/>
-          <w:rtl w:val="true"/>
-        </w:rPr>
-      </w:r>
-    </w:p>
-    <w:p>
-      <w:pPr>
-        <w:pStyle w:val="Normal"/>
-        <w:ind w:end="0"/>
-        <w:jc w:val="center"/>
-        <w:rPr>
-          <w:rFonts w:cs="David"/>
-          <w:b/>
-          <w:bCs/>
-          <w:sz w:val="28"/>
-          <w:szCs w:val="28"/>
-          <w:u w:val="single"/>
-        </w:rPr>
-      </w:pPr>
-      <w:r>
-        <w:rPr>
-          <w:rFonts w:cs="David"/>
-          <w:b/>
-          <w:bCs/>
-          <w:sz w:val="28"/>
-          <w:szCs w:val="28"/>
-          <w:u w:val="single"/>
-          <w:rtl w:val="true"/>
-        </w:rPr>
-      </w:r>
-    </w:p>
-    <w:p>
-      <w:pPr>
-        <w:pStyle w:val="Normal"/>
-        <w:ind w:end="0"/>
-        <w:jc w:val="center"/>
-        <w:rPr>
-          <w:rFonts w:cs="David"/>
-          <w:b/>
-          <w:bCs/>
-          <w:sz w:val="28"/>
-          <w:szCs w:val="28"/>
-          <w:u w:val="single"/>
-        </w:rPr>
-      </w:pPr>
-      <w:r>
-        <w:rPr>
-          <w:rFonts w:cs="David"/>
-          <w:b/>
-          <w:bCs/>
-          <w:sz w:val="28"/>
-          <w:szCs w:val="28"/>
-          <w:u w:val="single"/>
-          <w:rtl w:val="true"/>
-        </w:rPr>
-      </w:r>
-    </w:p>
-    <w:p>
-      <w:pPr>
-        <w:pStyle w:val="Normal"/>
-        <w:ind w:end="0"/>
-        <w:jc w:val="center"/>
-        <w:rPr>
-          <w:rFonts w:cs="David"/>
-          <w:b/>
-          <w:bCs/>
-          <w:sz w:val="28"/>
-          <w:szCs w:val="28"/>
-          <w:u w:val="single"/>
-        </w:rPr>
-      </w:pPr>
-      <w:r>
-        <w:rPr>
-          <w:rFonts w:cs="David"/>
-          <w:b/>
-          <w:bCs/>
-          <w:sz w:val="28"/>
-          <w:szCs w:val="28"/>
-          <w:u w:val="single"/>
-          <w:rtl w:val="true"/>
-        </w:rPr>
-      </w:r>
-    </w:p>
-    <w:p>
-      <w:pPr>
-        <w:pStyle w:val="Normal"/>
-        <w:ind w:end="0"/>
-        <w:jc w:val="center"/>
-        <w:rPr>
-          <w:rFonts w:cs="David"/>
-          <w:b/>
-          <w:bCs/>
-          <w:sz w:val="28"/>
-          <w:szCs w:val="28"/>
-          <w:u w:val="single"/>
-        </w:rPr>
-      </w:pPr>
-      <w:r>
-        <w:rPr>
-          <w:rFonts w:cs="David"/>
-          <w:b/>
-          <w:bCs/>
-          <w:sz w:val="28"/>
-          <w:szCs w:val="28"/>
-          <w:u w:val="single"/>
-          <w:rtl w:val="true"/>
-        </w:rPr>
-      </w:r>
-    </w:p>
-    <w:p>
-      <w:pPr>
-        <w:pStyle w:val="Normal"/>
-        <w:ind w:end="0"/>
-        <w:jc w:val="center"/>
-        <w:rPr>
-          <w:rFonts w:cs="David"/>
-          <w:b/>
-          <w:bCs/>
-          <w:sz w:val="28"/>
-          <w:szCs w:val="28"/>
-          <w:u w:val="single"/>
-        </w:rPr>
-      </w:pPr>
-      <w:r>
-        <w:rPr>
-          <w:rFonts w:cs="David"/>
-          <w:b/>
-          <w:bCs/>
-          <w:sz w:val="28"/>
-          <w:szCs w:val="28"/>
-          <w:u w:val="single"/>
-          <w:rtl w:val="true"/>
-        </w:rPr>
-      </w:r>
-    </w:p>
-    <w:p>
-      <w:pPr>
-        <w:pStyle w:val="Normal"/>
-        <w:ind w:end="0"/>
-        <w:jc w:val="center"/>
-        <w:rPr>
-          <w:rFonts w:cs="David"/>
-          <w:b/>
-          <w:bCs/>
-          <w:sz w:val="28"/>
-          <w:szCs w:val="28"/>
-          <w:u w:val="single"/>
-        </w:rPr>
-      </w:pPr>
-      <w:r>
-        <w:rPr>
-          <w:rFonts w:cs="David"/>
-          <w:b/>
-          <w:bCs/>
-          <w:sz w:val="28"/>
-          <w:szCs w:val="28"/>
-          <w:u w:val="single"/>
-          <w:rtl w:val="true"/>
-        </w:rPr>
-      </w:r>
-    </w:p>
-    <w:p>
-      <w:pPr>
-        <w:pStyle w:val="Normal"/>
-        <w:ind w:end="0"/>
-        <w:jc w:val="center"/>
-        <w:rPr>
-          <w:rFonts w:cs="David"/>
-          <w:b/>
-          <w:bCs/>
-          <w:sz w:val="28"/>
-          <w:szCs w:val="28"/>
-          <w:u w:val="single"/>
-        </w:rPr>
-      </w:pPr>
-      <w:r>
-        <w:rPr>
-          <w:rFonts w:cs="David"/>
-          <w:b/>
-          <w:bCs/>
-          <w:sz w:val="28"/>
-          <w:szCs w:val="28"/>
-          <w:u w:val="single"/>
-          <w:rtl w:val="true"/>
-        </w:rPr>
-      </w:r>
-    </w:p>
-    <w:p>
-      <w:pPr>
-        <w:pStyle w:val="Normal"/>
-        <w:ind w:end="0"/>
-        <w:jc w:val="center"/>
-        <w:rPr>
-          <w:rFonts w:cs="David"/>
-          <w:b/>
-          <w:bCs/>
-          <w:sz w:val="28"/>
-          <w:szCs w:val="28"/>
-          <w:u w:val="single"/>
-        </w:rPr>
-      </w:pPr>
-      <w:r>
-        <w:rPr>
-          <w:rFonts w:cs="David"/>
-          <w:b/>
-          <w:bCs/>
-          <w:sz w:val="28"/>
-          <w:szCs w:val="28"/>
-          <w:u w:val="single"/>
-          <w:rtl w:val="true"/>
-        </w:rPr>
-      </w:r>
-    </w:p>
-    <w:p>
-      <w:pPr>
-        <w:pStyle w:val="Normal"/>
-        <w:ind w:end="0"/>
-        <w:jc w:val="center"/>
-        <w:rPr>
-          <w:rFonts w:cs="David"/>
-          <w:b/>
-          <w:bCs/>
-          <w:sz w:val="28"/>
-          <w:szCs w:val="28"/>
-          <w:u w:val="single"/>
-        </w:rPr>
-      </w:pPr>
-      <w:r>
-        <w:rPr>
-          <w:rFonts w:cs="David"/>
-          <w:b/>
-          <w:bCs/>
-          <w:sz w:val="28"/>
-          <w:szCs w:val="28"/>
-          <w:u w:val="single"/>
-          <w:rtl w:val="true"/>
-        </w:rPr>
-      </w:r>
-    </w:p>
-    <w:p>
-      <w:pPr>
-        <w:pStyle w:val="Normal"/>
-        <w:ind w:end="0"/>
-        <w:jc w:val="center"/>
-        <w:rPr>
-          <w:rFonts w:cs="David"/>
-          <w:b/>
-          <w:bCs/>
-          <w:sz w:val="28"/>
-          <w:szCs w:val="28"/>
-          <w:u w:val="single"/>
-        </w:rPr>
-      </w:pPr>
-      <w:r>
-        <w:rPr>
-          <w:rFonts w:cs="David"/>
-          <w:b/>
-          <w:bCs/>
-          <w:sz w:val="28"/>
-          <w:szCs w:val="28"/>
-          <w:u w:val="single"/>
-          <w:rtl w:val="true"/>
-        </w:rPr>
-      </w:r>
-    </w:p>
-    <w:p>
-      <w:pPr>
-        <w:pStyle w:val="Normal"/>
-        <w:ind w:end="0"/>
-        <w:jc w:val="center"/>
-        <w:rPr>
-          <w:rFonts w:cs="David"/>
-          <w:b/>
-          <w:bCs/>
-          <w:sz w:val="28"/>
-          <w:szCs w:val="28"/>
-          <w:u w:val="single"/>
-        </w:rPr>
-      </w:pPr>
-      <w:r>
-        <w:rPr>
-          <w:rFonts w:cs="David"/>
-          <w:b/>
-          <w:bCs/>
-          <w:sz w:val="28"/>
-          <w:szCs w:val="28"/>
-          <w:u w:val="single"/>
-          <w:rtl w:val="true"/>
-        </w:rPr>
-      </w:r>
-    </w:p>
-    <w:p>
-      <w:pPr>
-        <w:pStyle w:val="Normal"/>
-        <w:ind w:end="0"/>
-        <w:jc w:val="center"/>
-        <w:rPr>
-          <w:rFonts w:cs="David"/>
-          <w:b/>
-          <w:bCs/>
-          <w:sz w:val="28"/>
-          <w:szCs w:val="28"/>
-          <w:u w:val="single"/>
-        </w:rPr>
-      </w:pPr>
-      <w:r>
-        <w:rPr>
-          <w:rFonts w:cs="David"/>
-          <w:b/>
-          <w:bCs/>
-          <w:sz w:val="28"/>
-          <w:szCs w:val="28"/>
-          <w:u w:val="single"/>
-          <w:rtl w:val="true"/>
-        </w:rPr>
-      </w:r>
-    </w:p>
-    <w:p>
-      <w:pPr>
-        <w:pStyle w:val="Normal"/>
-        <w:ind w:end="0"/>
-        <w:jc w:val="center"/>
-        <w:rPr>
-          <w:rFonts w:cs="David"/>
-          <w:b/>
-          <w:bCs/>
-          <w:sz w:val="28"/>
-          <w:szCs w:val="28"/>
-          <w:u w:val="single"/>
-        </w:rPr>
-      </w:pPr>
-      <w:r>
-        <w:rPr>
-          <w:rFonts w:cs="David"/>
-          <w:b/>
-          <w:bCs/>
-          <w:sz w:val="28"/>
-          <w:szCs w:val="28"/>
-          <w:u w:val="single"/>
-          <w:rtl w:val="true"/>
-        </w:rPr>
-      </w:r>
-    </w:p>
-    <w:p>
-      <w:pPr>
-        <w:pStyle w:val="Normal"/>
-        <w:ind w:end="0"/>
-        <w:jc w:val="center"/>
-        <w:rPr>
-          <w:rFonts w:cs="David"/>
-          <w:b/>
-          <w:bCs/>
-          <w:sz w:val="28"/>
-          <w:szCs w:val="28"/>
-          <w:u w:val="single"/>
-        </w:rPr>
-      </w:pPr>
-      <w:r>
-        <w:rPr>
-          <w:rFonts w:cs="David"/>
-          <w:b/>
-          <w:bCs/>
-          <w:sz w:val="28"/>
-          <w:szCs w:val="28"/>
-          <w:u w:val="single"/>
-          <w:rtl w:val="true"/>
-        </w:rPr>
-      </w:r>
-    </w:p>
-    <w:p>
-      <w:pPr>
-        <w:pStyle w:val="Normal"/>
-        <w:ind w:end="0"/>
-        <w:jc w:val="center"/>
-        <w:rPr>
-          <w:rFonts w:cs="David"/>
-          <w:b/>
-          <w:bCs/>
-          <w:sz w:val="28"/>
-          <w:szCs w:val="28"/>
-          <w:u w:val="single"/>
-        </w:rPr>
-      </w:pPr>
-      <w:r>
-        <w:rPr>
-          <w:rFonts w:cs="David"/>
-          <w:b/>
-          <w:bCs/>
-          <w:sz w:val="28"/>
-          <w:szCs w:val="28"/>
-          <w:u w:val="single"/>
-          <w:rtl w:val="true"/>
-        </w:rPr>
-      </w:r>
-    </w:p>
-    <w:p>
-      <w:pPr>
-        <w:pStyle w:val="Normal"/>
-        <w:ind w:end="0"/>
-        <w:jc w:val="center"/>
-        <w:rPr>
-          <w:rFonts w:cs="David"/>
-          <w:b/>
-          <w:bCs/>
-          <w:sz w:val="28"/>
-          <w:szCs w:val="28"/>
-          <w:u w:val="single"/>
-        </w:rPr>
-      </w:pPr>
-      <w:r>
-        <w:rPr>
-          <w:rFonts w:cs="David"/>
-          <w:b/>
-          <w:bCs/>
-          <w:sz w:val="28"/>
-          <w:szCs w:val="28"/>
-          <w:u w:val="single"/>
-          <w:rtl w:val="true"/>
-        </w:rPr>
-      </w:r>
-    </w:p>
-    <w:p>
-      <w:pPr>
-        <w:pStyle w:val="Normal"/>
-        <w:ind w:end="0"/>
-        <w:jc w:val="center"/>
-        <w:rPr>
-          <w:rFonts w:cs="David"/>
-          <w:b/>
-          <w:bCs/>
-          <w:sz w:val="28"/>
-          <w:szCs w:val="28"/>
-          <w:u w:val="single"/>
-        </w:rPr>
-      </w:pPr>
-      <w:r>
-        <w:rPr>
-          <w:rFonts w:cs="David"/>
-          <w:b/>
-          <w:bCs/>
-          <w:sz w:val="28"/>
-          <w:szCs w:val="28"/>
-          <w:u w:val="single"/>
-          <w:rtl w:val="true"/>
-        </w:rPr>
-      </w:r>
-    </w:p>
-    <w:p>
-      <w:pPr>
-        <w:pStyle w:val="Normal"/>
-        <w:ind w:end="0"/>
-        <w:jc w:val="center"/>
-        <w:rPr>
-          <w:rFonts w:cs="David"/>
-          <w:b/>
-          <w:bCs/>
-          <w:sz w:val="28"/>
-          <w:szCs w:val="28"/>
-          <w:u w:val="single"/>
-        </w:rPr>
-      </w:pPr>
-      <w:r>
-        <w:rPr>
-          <w:rFonts w:cs="David"/>
-          <w:b/>
-          <w:bCs/>
-          <w:sz w:val="28"/>
-          <w:szCs w:val="28"/>
-          <w:u w:val="single"/>
-          <w:rtl w:val="true"/>
-        </w:rPr>
-      </w:r>
-    </w:p>
-    <w:p>
-      <w:pPr>
-        <w:pStyle w:val="Normal"/>
-        <w:ind w:end="0"/>
-        <w:jc w:val="center"/>
-        <w:rPr>
-          <w:rFonts w:cs="David"/>
-          <w:b/>
-          <w:bCs/>
-          <w:sz w:val="28"/>
-          <w:szCs w:val="28"/>
-          <w:u w:val="single"/>
-        </w:rPr>
-      </w:pPr>
-      <w:r>
-        <w:rPr>
-          <w:rFonts w:cs="David"/>
-          <w:b/>
-          <w:bCs/>
-          <w:sz w:val="28"/>
-          <w:szCs w:val="28"/>
-          <w:u w:val="single"/>
-          <w:rtl w:val="true"/>
-        </w:rPr>
-      </w:r>
-    </w:p>
-    <w:p>
-      <w:pPr>
-        <w:pStyle w:val="Normal"/>
-        <w:ind w:end="0"/>
-        <w:jc w:val="center"/>
-        <w:rPr>
-          <w:rFonts w:cs="David"/>
-          <w:b/>
-          <w:bCs/>
-          <w:sz w:val="28"/>
-          <w:szCs w:val="28"/>
-          <w:u w:val="single"/>
-        </w:rPr>
-      </w:pPr>
-      <w:r>
-        <w:rPr>
-          <w:rFonts w:cs="David"/>
-          <w:b/>
-          <w:bCs/>
-          <w:sz w:val="28"/>
-          <w:szCs w:val="28"/>
-          <w:u w:val="single"/>
-          <w:rtl w:val="true"/>
-        </w:rPr>
-      </w:r>
-    </w:p>
-    <w:p>
-      <w:pPr>
-        <w:pStyle w:val="Normal"/>
-        <w:ind w:end="0"/>
-        <w:jc w:val="center"/>
-        <w:rPr>
-          <w:rFonts w:cs="David"/>
-          <w:b/>
-          <w:bCs/>
-          <w:sz w:val="28"/>
-          <w:szCs w:val="28"/>
-          <w:u w:val="single"/>
-        </w:rPr>
-      </w:pPr>
-      <w:r>
-        <w:rPr>
-          <w:rFonts w:cs="David"/>
-          <w:b/>
-          <w:bCs/>
-          <w:sz w:val="28"/>
-          <w:szCs w:val="28"/>
-          <w:u w:val="single"/>
-          <w:rtl w:val="true"/>
-        </w:rPr>
-        <w:drawing>
-          <wp:anchor distT="0" distB="0" distL="114935" distR="114935" simplePos="0" relativeHeight="65" behindDoc="0" locked="0" layoutInCell="0" allowOverlap="1">
-            <wp:simplePos x="0" y="0"/>
-            <wp:positionH relativeFrom="margin">
-              <wp:posOffset>508000</wp:posOffset>
-            </wp:positionH>
-            <wp:positionV relativeFrom="margin">
-              <wp:posOffset>300990</wp:posOffset>
-            </wp:positionV>
-            <wp:extent cx="5645150" cy="4017010"/>
-            <wp:effectExtent l="0" t="0" r="0" b="0"/>
-            <wp:wrapSquare wrapText="bothSides"/>
-            <wp:docPr id="6" name="תמונה 1"/>
-            <wp:cNvGraphicFramePr>
-              <a:graphicFrameLocks xmlns:a="http://schemas.openxmlformats.org/drawingml/2006/main" noChangeAspect="1"/>
-            </wp:cNvGraphicFramePr>
-            <a:graphic xmlns:a="http://schemas.openxmlformats.org/drawingml/2006/main">
-              <a:graphicData uri="http://schemas.openxmlformats.org/drawingml/2006/picture">
-                <pic:pic xmlns:pic="http://schemas.openxmlformats.org/drawingml/2006/picture">
-                  <pic:nvPicPr>
-                    <pic:cNvPr id="6" name="תמונה 1"/>
-                    <pic:cNvPicPr>
-                      <a:picLocks noChangeAspect="1" noChangeArrowheads="1"/>
-                    </pic:cNvPicPr>
-                  </pic:nvPicPr>
-                  <pic:blipFill>
-                    <a:blip r:embed="rId6"/>
-                    <a:srcRect l="-4" t="-5" r="-4" b="-5"/>
-                    <a:stretch>
-                      <a:fillRect/>
-                    </a:stretch>
-                  </pic:blipFill>
-                  <pic:spPr bwMode="auto">
-                    <a:xfrm>
-                      <a:off x="0" y="0"/>
-                      <a:ext cx="5645150" cy="4017010"/>
-                    </a:xfrm>
-                    <a:prstGeom prst="rect">
-                      <a:avLst/>
-                    </a:prstGeom>
-                    <a:noFill/>
-                  </pic:spPr>
-                </pic:pic>
-              </a:graphicData>
-            </a:graphic>
-          </wp:anchor>
-        </w:drawing>
-        <w:drawing>
-          <wp:anchor distT="0" distB="0" distL="114935" distR="114935" simplePos="0" relativeHeight="66" behindDoc="0" locked="0" layoutInCell="0" allowOverlap="1">
-            <wp:simplePos x="0" y="0"/>
-            <wp:positionH relativeFrom="margin">
-              <wp:posOffset>530860</wp:posOffset>
-            </wp:positionH>
-            <wp:positionV relativeFrom="margin">
-              <wp:posOffset>4412615</wp:posOffset>
-            </wp:positionV>
-            <wp:extent cx="5638800" cy="4004310"/>
-            <wp:effectExtent l="0" t="0" r="0" b="0"/>
-            <wp:wrapSquare wrapText="bothSides"/>
-            <wp:docPr id="7" name="Image2"/>
-            <wp:cNvGraphicFramePr>
-              <a:graphicFrameLocks xmlns:a="http://schemas.openxmlformats.org/drawingml/2006/main" noChangeAspect="1"/>
-            </wp:cNvGraphicFramePr>
-            <a:graphic xmlns:a="http://schemas.openxmlformats.org/drawingml/2006/main">
-              <a:graphicData uri="http://schemas.openxmlformats.org/drawingml/2006/picture">
-                <pic:pic xmlns:pic="http://schemas.openxmlformats.org/drawingml/2006/picture">
-                  <pic:nvPicPr>
-                    <pic:cNvPr id="7" name="Image2"/>
-                    <pic:cNvPicPr>
-                      <a:picLocks noChangeAspect="1" noChangeArrowheads="1"/>
-                    </pic:cNvPicPr>
-                  </pic:nvPicPr>
-                  <pic:blipFill>
-                    <a:blip r:embed="rId7"/>
-                    <a:srcRect l="-4" t="-6" r="-4" b="-6"/>
-                    <a:stretch>
-                      <a:fillRect/>
-                    </a:stretch>
-                  </pic:blipFill>
-                  <pic:spPr bwMode="auto">
-                    <a:xfrm>
-                      <a:off x="0" y="0"/>
-                      <a:ext cx="5638800" cy="4004310"/>
-                    </a:xfrm>
-                    <a:prstGeom prst="rect">
-                      <a:avLst/>
-                    </a:prstGeom>
-                    <a:noFill/>
-                  </pic:spPr>
-                </pic:pic>
-              </a:graphicData>
-            </a:graphic>
-          </wp:anchor>
-        </w:drawing>
-      </w:r>
-    </w:p>
-    <w:p>
-      <w:pPr>
-        <w:pStyle w:val="Normal"/>
-        <w:ind w:end="0"/>
-        <w:jc w:val="center"/>
-        <w:rPr>
-          <w:rFonts w:cs="David"/>
-          <w:b/>
-          <w:bCs/>
-          <w:sz w:val="28"/>
-          <w:szCs w:val="28"/>
-          <w:u w:val="single"/>
-        </w:rPr>
-      </w:pPr>
-      <w:r>
-        <w:rPr>
-          <w:rFonts w:cs="David"/>
-          <w:b/>
-          <w:bCs/>
-          <w:sz w:val="28"/>
-          <w:szCs w:val="28"/>
-          <w:u w:val="single"/>
-          <w:rtl w:val="true"/>
-        </w:rPr>
-      </w:r>
-    </w:p>
-    <w:p>
-      <w:pPr>
-        <w:pStyle w:val="Normal"/>
-        <w:ind w:end="0"/>
-        <w:jc w:val="center"/>
-        <w:rPr>
-          <w:rFonts w:cs="David"/>
-          <w:b/>
-          <w:bCs/>
-          <w:sz w:val="28"/>
-          <w:szCs w:val="28"/>
-          <w:u w:val="single"/>
-        </w:rPr>
-      </w:pPr>
-      <w:r>
-        <w:rPr>
-          <w:rFonts w:cs="David"/>
-          <w:b/>
-          <w:bCs/>
-          <w:sz w:val="28"/>
-          <w:szCs w:val="28"/>
-          <w:u w:val="single"/>
-          <w:rtl w:val="true"/>
-        </w:rPr>
-      </w:r>
-    </w:p>
-    <w:p>
-      <w:pPr>
-        <w:pStyle w:val="Normal"/>
-        <w:ind w:end="0"/>
-        <w:jc w:val="center"/>
-        <w:rPr>
-          <w:rFonts w:cs="David"/>
-          <w:b/>
-          <w:bCs/>
-          <w:sz w:val="28"/>
-          <w:szCs w:val="28"/>
-          <w:u w:val="single"/>
-        </w:rPr>
-      </w:pPr>
-      <w:r>
-        <w:rPr>
-          <w:rFonts w:cs="David"/>
-          <w:b/>
-          <w:bCs/>
-          <w:sz w:val="28"/>
-          <w:szCs w:val="28"/>
-          <w:u w:val="single"/>
-          <w:rtl w:val="true"/>
-        </w:rPr>
-      </w:r>
-    </w:p>
-    <w:p>
-      <w:pPr>
-        <w:pStyle w:val="Normal"/>
-        <w:ind w:end="0"/>
-        <w:jc w:val="center"/>
-        <w:rPr>
-          <w:rFonts w:cs="David"/>
-          <w:b/>
-          <w:bCs/>
-          <w:sz w:val="28"/>
-          <w:szCs w:val="28"/>
-          <w:u w:val="single"/>
-        </w:rPr>
-      </w:pPr>
-      <w:r>
-        <w:rPr>
-          <w:rFonts w:cs="David"/>
-          <w:b/>
-          <w:bCs/>
-          <w:sz w:val="28"/>
-          <w:szCs w:val="28"/>
-          <w:u w:val="single"/>
-          <w:rtl w:val="true"/>
-        </w:rPr>
-      </w:r>
-    </w:p>
-    <w:p>
-      <w:pPr>
-        <w:pStyle w:val="Normal"/>
-        <w:ind w:end="0"/>
-        <w:jc w:val="center"/>
-        <w:rPr>
-          <w:rFonts w:cs="David"/>
-          <w:b/>
-          <w:bCs/>
-          <w:sz w:val="28"/>
-          <w:szCs w:val="28"/>
-          <w:u w:val="single"/>
-        </w:rPr>
-      </w:pPr>
-      <w:r>
-        <w:rPr>
-          <w:rFonts w:cs="David"/>
-          <w:b/>
-          <w:bCs/>
-          <w:sz w:val="28"/>
-          <w:szCs w:val="28"/>
-          <w:u w:val="single"/>
-          <w:rtl w:val="true"/>
-        </w:rPr>
-      </w:r>
-    </w:p>
-    <w:p>
-      <w:pPr>
-        <w:pStyle w:val="Normal"/>
-        <w:ind w:end="0"/>
-        <w:jc w:val="center"/>
-        <w:rPr>
-          <w:rFonts w:cs="David"/>
-          <w:b/>
-          <w:bCs/>
-          <w:sz w:val="28"/>
-          <w:szCs w:val="28"/>
-          <w:u w:val="single"/>
-        </w:rPr>
-      </w:pPr>
-      <w:r>
-        <w:rPr>
-          <w:rFonts w:cs="David"/>
-          <w:b/>
-          <w:bCs/>
-          <w:sz w:val="28"/>
-          <w:szCs w:val="28"/>
-          <w:u w:val="single"/>
-          <w:rtl w:val="true"/>
-        </w:rPr>
-      </w:r>
-    </w:p>
-    <w:p>
-      <w:pPr>
-        <w:pStyle w:val="Normal"/>
-        <w:ind w:end="0"/>
-        <w:jc w:val="center"/>
-        <w:rPr>
-          <w:rFonts w:cs="David"/>
-          <w:b/>
-          <w:bCs/>
-          <w:sz w:val="28"/>
-          <w:szCs w:val="28"/>
-          <w:u w:val="single"/>
-        </w:rPr>
-      </w:pPr>
-      <w:r>
-        <w:rPr>
-          <w:rFonts w:cs="David"/>
-          <w:b/>
-          <w:bCs/>
-          <w:sz w:val="28"/>
-          <w:szCs w:val="28"/>
-          <w:u w:val="single"/>
-          <w:rtl w:val="true"/>
-        </w:rPr>
-      </w:r>
-    </w:p>
-    <w:p>
-      <w:pPr>
-        <w:pStyle w:val="Normal"/>
-        <w:ind w:end="0"/>
-        <w:jc w:val="center"/>
-        <w:rPr>
-          <w:rFonts w:cs="David"/>
-          <w:b/>
-          <w:bCs/>
-          <w:sz w:val="28"/>
-          <w:szCs w:val="28"/>
-          <w:u w:val="single"/>
-        </w:rPr>
-      </w:pPr>
-      <w:r>
-        <w:rPr>
-          <w:rFonts w:cs="David"/>
-          <w:b/>
-          <w:bCs/>
-          <w:sz w:val="28"/>
-          <w:szCs w:val="28"/>
-          <w:u w:val="single"/>
-          <w:rtl w:val="true"/>
-        </w:rPr>
-      </w:r>
-    </w:p>
-    <w:p>
-      <w:pPr>
-        <w:pStyle w:val="Normal"/>
-        <w:ind w:end="0"/>
-        <w:jc w:val="center"/>
-        <w:rPr>
-          <w:rFonts w:cs="David"/>
-          <w:b/>
-          <w:bCs/>
-          <w:sz w:val="28"/>
-          <w:szCs w:val="28"/>
-          <w:u w:val="single"/>
-        </w:rPr>
-      </w:pPr>
-      <w:r>
-        <w:rPr>
-          <w:rFonts w:cs="David"/>
-          <w:b/>
-          <w:bCs/>
-          <w:sz w:val="28"/>
-          <w:szCs w:val="28"/>
-          <w:u w:val="single"/>
-          <w:rtl w:val="true"/>
-        </w:rPr>
-      </w:r>
-    </w:p>
-    <w:p>
-      <w:pPr>
-        <w:pStyle w:val="Normal"/>
-        <w:ind w:end="0"/>
-        <w:jc w:val="center"/>
-        <w:rPr>
-          <w:rFonts w:cs="David"/>
-          <w:b/>
-          <w:bCs/>
-          <w:sz w:val="28"/>
-          <w:szCs w:val="28"/>
-          <w:u w:val="single"/>
-        </w:rPr>
-      </w:pPr>
-      <w:r>
-        <w:rPr>
-          <w:rFonts w:cs="David"/>
-          <w:b/>
-          <w:bCs/>
-          <w:sz w:val="28"/>
-          <w:szCs w:val="28"/>
-          <w:u w:val="single"/>
-          <w:rtl w:val="true"/>
-        </w:rPr>
-      </w:r>
-    </w:p>
-    <w:p>
-      <w:pPr>
-        <w:pStyle w:val="Normal"/>
-        <w:ind w:end="0"/>
-        <w:jc w:val="center"/>
-        <w:rPr>
-          <w:rFonts w:cs="David"/>
-          <w:b/>
-          <w:bCs/>
-          <w:sz w:val="28"/>
-          <w:szCs w:val="28"/>
-          <w:u w:val="single"/>
-        </w:rPr>
-      </w:pPr>
-      <w:r>
-        <w:rPr>
-          <w:rFonts w:cs="David"/>
-          <w:b/>
-          <w:bCs/>
-          <w:sz w:val="28"/>
-          <w:szCs w:val="28"/>
-          <w:u w:val="single"/>
-          <w:rtl w:val="true"/>
-        </w:rPr>
-      </w:r>
-    </w:p>
-    <w:p>
-      <w:pPr>
-        <w:pStyle w:val="Normal"/>
-        <w:ind w:end="0"/>
-        <w:jc w:val="center"/>
-        <w:rPr>
-          <w:rFonts w:cs="David"/>
-          <w:b/>
-          <w:bCs/>
-          <w:sz w:val="28"/>
-          <w:szCs w:val="28"/>
-          <w:u w:val="single"/>
-        </w:rPr>
-      </w:pPr>
-      <w:r>
-        <w:rPr>
-          <w:rFonts w:cs="David"/>
-          <w:b/>
-          <w:bCs/>
-          <w:sz w:val="28"/>
-          <w:szCs w:val="28"/>
-          <w:u w:val="single"/>
-          <w:rtl w:val="true"/>
-        </w:rPr>
-      </w:r>
-    </w:p>
-    <w:p>
-      <w:pPr>
-        <w:pStyle w:val="Normal"/>
-        <w:ind w:end="0"/>
-        <w:jc w:val="center"/>
-        <w:rPr>
-          <w:rFonts w:cs="David"/>
-          <w:b/>
-          <w:bCs/>
-          <w:sz w:val="28"/>
-          <w:szCs w:val="28"/>
-          <w:u w:val="single"/>
-        </w:rPr>
-      </w:pPr>
-      <w:r>
-        <w:rPr>
-          <w:rFonts w:cs="David"/>
-          <w:b/>
-          <w:bCs/>
-          <w:sz w:val="28"/>
-          <w:szCs w:val="28"/>
-          <w:u w:val="single"/>
-          <w:rtl w:val="true"/>
-        </w:rPr>
-      </w:r>
-    </w:p>
-    <w:p>
-      <w:pPr>
-        <w:pStyle w:val="Normal"/>
-        <w:ind w:end="0"/>
-        <w:jc w:val="center"/>
-        <w:rPr>
-          <w:rFonts w:cs="David"/>
-          <w:b/>
-          <w:bCs/>
-          <w:sz w:val="28"/>
-          <w:szCs w:val="28"/>
-          <w:u w:val="single"/>
-        </w:rPr>
-      </w:pPr>
-      <w:r>
-        <w:rPr>
-          <w:rFonts w:cs="David"/>
-          <w:b/>
-          <w:bCs/>
-          <w:sz w:val="28"/>
-          <w:szCs w:val="28"/>
-          <w:u w:val="single"/>
-          <w:rtl w:val="true"/>
-        </w:rPr>
-        <w:drawing>
-          <wp:anchor distT="0" distB="0" distL="114935" distR="114935" simplePos="0" relativeHeight="67" behindDoc="0" locked="0" layoutInCell="0" allowOverlap="1">
-            <wp:simplePos x="0" y="0"/>
-            <wp:positionH relativeFrom="margin">
-              <wp:align>center</wp:align>
-            </wp:positionH>
-            <wp:positionV relativeFrom="margin">
-              <wp:align>top</wp:align>
-            </wp:positionV>
-            <wp:extent cx="5656580" cy="4003675"/>
-            <wp:effectExtent l="0" t="0" r="0" b="0"/>
-            <wp:wrapSquare wrapText="bothSides"/>
-            <wp:docPr id="8" name="Image3"/>
-            <wp:cNvGraphicFramePr>
-              <a:graphicFrameLocks xmlns:a="http://schemas.openxmlformats.org/drawingml/2006/main" noChangeAspect="1"/>
-            </wp:cNvGraphicFramePr>
-            <a:graphic xmlns:a="http://schemas.openxmlformats.org/drawingml/2006/main">
-              <a:graphicData uri="http://schemas.openxmlformats.org/drawingml/2006/picture">
-                <pic:pic xmlns:pic="http://schemas.openxmlformats.org/drawingml/2006/picture">
-                  <pic:nvPicPr>
-                    <pic:cNvPr id="8" name="Image3"/>
-                    <pic:cNvPicPr>
-                      <a:picLocks noChangeAspect="1" noChangeArrowheads="1"/>
-                    </pic:cNvPicPr>
-                  </pic:nvPicPr>
-                  <pic:blipFill>
-                    <a:blip r:embed="rId8"/>
-                    <a:srcRect l="-4" t="-6" r="-4" b="-6"/>
-                    <a:stretch>
-                      <a:fillRect/>
-                    </a:stretch>
-                  </pic:blipFill>
-                  <pic:spPr bwMode="auto">
-                    <a:xfrm>
-                      <a:off x="0" y="0"/>
-                      <a:ext cx="5656580" cy="4003675"/>
-                    </a:xfrm>
-                    <a:prstGeom prst="rect">
-                      <a:avLst/>
-                    </a:prstGeom>
-                    <a:noFill/>
-                  </pic:spPr>
-                </pic:pic>
-              </a:graphicData>
-            </a:graphic>
-          </wp:anchor>
-        </w:drawing>
-      </w:r>
-    </w:p>
-    <w:p>
-      <w:pPr>
-        <w:pStyle w:val="Normal"/>
-        <w:ind w:end="0"/>
-        <w:jc w:val="center"/>
-        <w:rPr>
-          <w:rFonts w:cs="David"/>
-          <w:b/>
-          <w:bCs/>
-          <w:sz w:val="28"/>
-          <w:szCs w:val="28"/>
-          <w:u w:val="single"/>
-        </w:rPr>
-      </w:pPr>
-      <w:r>
-        <w:rPr>
-          <w:rFonts w:cs="David"/>
-          <w:b/>
-          <w:bCs/>
-          <w:sz w:val="28"/>
-          <w:szCs w:val="28"/>
-          <w:u w:val="single"/>
-          <w:rtl w:val="true"/>
-        </w:rPr>
-      </w:r>
-    </w:p>
-    <w:p>
-      <w:pPr>
-        <w:pStyle w:val="Normal"/>
-        <w:ind w:end="0"/>
-        <w:jc w:val="center"/>
-        <w:rPr>
-          <w:rFonts w:cs="David"/>
-          <w:b/>
-          <w:bCs/>
-          <w:sz w:val="28"/>
-          <w:szCs w:val="28"/>
-          <w:u w:val="single"/>
-        </w:rPr>
-      </w:pPr>
-      <w:r>
-        <w:rPr>
-          <w:rFonts w:cs="David"/>
-          <w:b/>
-          <w:bCs/>
-          <w:sz w:val="28"/>
-          <w:szCs w:val="28"/>
-          <w:u w:val="single"/>
-          <w:rtl w:val="true"/>
-        </w:rPr>
-      </w:r>
-    </w:p>
-    <w:p>
-      <w:pPr>
-        <w:pStyle w:val="Normal"/>
-        <w:ind w:end="0"/>
-        <w:jc w:val="center"/>
-        <w:rPr>
-          <w:rFonts w:cs="David"/>
-          <w:b/>
-          <w:bCs/>
-          <w:sz w:val="28"/>
-          <w:szCs w:val="28"/>
-          <w:u w:val="single"/>
-        </w:rPr>
-      </w:pPr>
-      <w:r>
-        <w:rPr>
-          <w:rFonts w:cs="David"/>
-          <w:b/>
-          <w:bCs/>
-          <w:sz w:val="28"/>
-          <w:szCs w:val="28"/>
-          <w:u w:val="single"/>
-          <w:rtl w:val="true"/>
-        </w:rPr>
-      </w:r>
-    </w:p>
-    <w:p>
-      <w:pPr>
-        <w:pStyle w:val="Normal"/>
-        <w:ind w:end="0"/>
-        <w:jc w:val="center"/>
-        <w:rPr>
-          <w:rFonts w:cs="David"/>
-          <w:b/>
-          <w:bCs/>
-          <w:sz w:val="28"/>
-          <w:szCs w:val="28"/>
-          <w:u w:val="single"/>
-        </w:rPr>
-      </w:pPr>
-      <w:r>
-        <w:rPr>
-          <w:rFonts w:cs="David"/>
-          <w:b/>
-          <w:bCs/>
-          <w:sz w:val="28"/>
-          <w:szCs w:val="28"/>
-          <w:u w:val="single"/>
-          <w:rtl w:val="true"/>
-        </w:rPr>
-      </w:r>
-    </w:p>
-    <w:p>
-      <w:pPr>
-        <w:pStyle w:val="Normal"/>
-        <w:ind w:end="0"/>
-        <w:jc w:val="center"/>
-        <w:rPr>
-          <w:rFonts w:cs="David"/>
-          <w:b/>
-          <w:bCs/>
-          <w:sz w:val="28"/>
-          <w:szCs w:val="28"/>
-          <w:u w:val="single"/>
-        </w:rPr>
-      </w:pPr>
-      <w:r>
-        <w:rPr>
-          <w:rFonts w:cs="David"/>
-          <w:b/>
-          <w:bCs/>
-          <w:sz w:val="28"/>
-          <w:szCs w:val="28"/>
-          <w:u w:val="single"/>
-          <w:rtl w:val="true"/>
-        </w:rPr>
-      </w:r>
-    </w:p>
-    <w:p>
-      <w:pPr>
-        <w:pStyle w:val="Normal"/>
-        <w:ind w:end="0"/>
-        <w:jc w:val="center"/>
-        <w:rPr>
-          <w:rFonts w:cs="David"/>
-          <w:b/>
-          <w:bCs/>
-          <w:sz w:val="28"/>
-          <w:szCs w:val="28"/>
-          <w:u w:val="single"/>
-        </w:rPr>
-      </w:pPr>
-      <w:r>
-        <w:rPr>
-          <w:rFonts w:cs="David"/>
-          <w:b/>
-          <w:bCs/>
-          <w:sz w:val="28"/>
-          <w:szCs w:val="28"/>
-          <w:u w:val="single"/>
-          <w:rtl w:val="true"/>
-        </w:rPr>
-      </w:r>
-    </w:p>
-    <w:p>
-      <w:pPr>
-        <w:pStyle w:val="Normal"/>
-        <w:ind w:end="0"/>
-        <w:jc w:val="center"/>
-        <w:rPr>
-          <w:rFonts w:cs="David"/>
-          <w:b/>
-          <w:bCs/>
-          <w:sz w:val="28"/>
-          <w:szCs w:val="28"/>
-          <w:u w:val="single"/>
-        </w:rPr>
-      </w:pPr>
-      <w:r>
-        <w:rPr>
-          <w:rFonts w:cs="David"/>
-          <w:b/>
-          <w:bCs/>
-          <w:sz w:val="28"/>
-          <w:szCs w:val="28"/>
-          <w:u w:val="single"/>
-          <w:rtl w:val="true"/>
-        </w:rPr>
-      </w:r>
-    </w:p>
-    <w:p>
-      <w:pPr>
-        <w:pStyle w:val="Normal"/>
-        <w:ind w:end="0"/>
-        <w:jc w:val="center"/>
-        <w:rPr>
-          <w:rFonts w:cs="David"/>
-          <w:b/>
-          <w:bCs/>
-          <w:sz w:val="28"/>
-          <w:szCs w:val="28"/>
-          <w:u w:val="single"/>
-        </w:rPr>
-      </w:pPr>
-      <w:r>
-        <w:rPr>
-          <w:rFonts w:cs="David"/>
-          <w:b/>
-          <w:bCs/>
-          <w:sz w:val="28"/>
-          <w:szCs w:val="28"/>
-          <w:u w:val="single"/>
-          <w:rtl w:val="true"/>
-        </w:rPr>
-      </w:r>
-    </w:p>
-    <w:p>
-      <w:pPr>
-        <w:pStyle w:val="Normal"/>
-        <w:ind w:end="0"/>
-        <w:jc w:val="center"/>
-        <w:rPr>
-          <w:rFonts w:cs="David"/>
-          <w:b/>
-          <w:bCs/>
-          <w:sz w:val="28"/>
-          <w:szCs w:val="28"/>
-          <w:u w:val="single"/>
-        </w:rPr>
-      </w:pPr>
-      <w:r>
-        <w:rPr>
-          <w:rFonts w:cs="David"/>
-          <w:b/>
-          <w:bCs/>
-          <w:sz w:val="28"/>
-          <w:szCs w:val="28"/>
-          <w:u w:val="single"/>
-          <w:rtl w:val="true"/>
-        </w:rPr>
-      </w:r>
-    </w:p>
-    <w:p>
-      <w:pPr>
-        <w:pStyle w:val="Normal"/>
-        <w:ind w:end="0"/>
-        <w:jc w:val="center"/>
-        <w:rPr>
-          <w:rFonts w:cs="David"/>
-          <w:b/>
-          <w:bCs/>
-          <w:sz w:val="28"/>
-          <w:szCs w:val="28"/>
-          <w:u w:val="single"/>
-        </w:rPr>
-      </w:pPr>
-      <w:r>
-        <w:rPr>
-          <w:rFonts w:cs="David"/>
-          <w:b/>
-          <w:bCs/>
-          <w:sz w:val="28"/>
-          <w:szCs w:val="28"/>
-          <w:u w:val="single"/>
-          <w:rtl w:val="true"/>
-        </w:rPr>
-      </w:r>
-    </w:p>
-    <w:p>
-      <w:pPr>
-        <w:pStyle w:val="Normal"/>
-        <w:ind w:end="0"/>
-        <w:jc w:val="center"/>
-        <w:rPr>
-          <w:rFonts w:cs="David"/>
-          <w:b/>
-          <w:bCs/>
-          <w:sz w:val="28"/>
-          <w:szCs w:val="28"/>
-          <w:u w:val="single"/>
-        </w:rPr>
-      </w:pPr>
-      <w:r>
-        <w:rPr>
-          <w:rFonts w:cs="David"/>
-          <w:b/>
-          <w:bCs/>
-          <w:sz w:val="28"/>
-          <w:szCs w:val="28"/>
-          <w:u w:val="single"/>
-          <w:rtl w:val="true"/>
-        </w:rPr>
-      </w:r>
-    </w:p>
-    <w:p>
-      <w:pPr>
-        <w:pStyle w:val="Normal"/>
-        <w:ind w:end="0"/>
-        <w:jc w:val="center"/>
-        <w:rPr>
-          <w:rFonts w:cs="David"/>
-          <w:b/>
-          <w:bCs/>
-          <w:sz w:val="28"/>
-          <w:szCs w:val="28"/>
-          <w:u w:val="single"/>
-        </w:rPr>
-      </w:pPr>
-      <w:r>
-        <w:rPr>
-          <w:rFonts w:cs="David"/>
-          <w:b/>
-          <w:bCs/>
-          <w:sz w:val="28"/>
-          <w:szCs w:val="28"/>
-          <w:u w:val="single"/>
-          <w:rtl w:val="true"/>
-        </w:rPr>
-      </w:r>
-    </w:p>
-    <w:p>
-      <w:pPr>
-        <w:pStyle w:val="Normal"/>
-        <w:ind w:end="0"/>
-        <w:jc w:val="center"/>
-        <w:rPr>
-          <w:rFonts w:cs="David"/>
-          <w:b/>
-          <w:bCs/>
-          <w:sz w:val="28"/>
-          <w:szCs w:val="28"/>
-          <w:u w:val="single"/>
-        </w:rPr>
-      </w:pPr>
-      <w:r>
-        <w:rPr>
-          <w:rFonts w:cs="David"/>
-          <w:b/>
-          <w:bCs/>
-          <w:sz w:val="28"/>
-          <w:szCs w:val="28"/>
-          <w:u w:val="single"/>
-          <w:rtl w:val="true"/>
-        </w:rPr>
-      </w:r>
-    </w:p>
-    <w:p>
-      <w:pPr>
-        <w:pStyle w:val="Normal"/>
-        <w:ind w:end="0"/>
-        <w:jc w:val="center"/>
-        <w:rPr>
-          <w:rFonts w:cs="David"/>
-          <w:b/>
-          <w:bCs/>
-          <w:sz w:val="28"/>
-          <w:szCs w:val="28"/>
-          <w:u w:val="single"/>
-        </w:rPr>
-      </w:pPr>
-      <w:r>
-        <w:rPr>
-          <w:rFonts w:cs="David"/>
-          <w:b/>
-          <w:bCs/>
-          <w:sz w:val="28"/>
-          <w:szCs w:val="28"/>
-          <w:u w:val="single"/>
-          <w:rtl w:val="true"/>
-        </w:rPr>
-      </w:r>
-    </w:p>
-    <w:p>
-      <w:pPr>
-        <w:pStyle w:val="Normal"/>
-        <w:ind w:end="0"/>
-        <w:jc w:val="center"/>
-        <w:rPr>
-          <w:rFonts w:cs="David"/>
-          <w:b/>
-          <w:bCs/>
-          <w:sz w:val="28"/>
-          <w:szCs w:val="28"/>
-          <w:u w:val="single"/>
-        </w:rPr>
-      </w:pPr>
-      <w:r>
-        <w:rPr>
-          <w:rFonts w:cs="David"/>
-          <w:b/>
-          <w:bCs/>
-          <w:sz w:val="28"/>
-          <w:szCs w:val="28"/>
-          <w:u w:val="single"/>
-          <w:rtl w:val="true"/>
-        </w:rPr>
-      </w:r>
-    </w:p>
-    <w:p>
-      <w:pPr>
-        <w:pStyle w:val="Normal"/>
-        <w:ind w:end="0"/>
-        <w:jc w:val="center"/>
-        <w:rPr>
-          <w:rFonts w:cs="David"/>
-          <w:b/>
-          <w:bCs/>
-          <w:sz w:val="28"/>
-          <w:szCs w:val="28"/>
-          <w:u w:val="single"/>
-        </w:rPr>
-      </w:pPr>
-      <w:r>
-        <w:rPr>
-          <w:rFonts w:cs="David"/>
-          <w:b/>
-          <w:bCs/>
-          <w:sz w:val="28"/>
-          <w:szCs w:val="28"/>
-          <w:u w:val="single"/>
-          <w:rtl w:val="true"/>
-        </w:rPr>
-      </w:r>
-    </w:p>
-    <w:p>
-      <w:pPr>
-        <w:pStyle w:val="Normal"/>
-        <w:ind w:end="0"/>
-        <w:jc w:val="center"/>
-        <w:rPr>
-          <w:rFonts w:cs="David"/>
-          <w:b/>
-          <w:bCs/>
-          <w:sz w:val="28"/>
-          <w:szCs w:val="28"/>
-          <w:u w:val="single"/>
-        </w:rPr>
-      </w:pPr>
-      <w:r>
-        <w:rPr>
-          <w:rFonts w:cs="David"/>
-          <w:b/>
-          <w:bCs/>
-          <w:sz w:val="28"/>
-          <w:szCs w:val="28"/>
-          <w:u w:val="single"/>
-          <w:rtl w:val="true"/>
-        </w:rPr>
-      </w:r>
-    </w:p>
-    <w:p>
-      <w:pPr>
-        <w:pStyle w:val="Normal"/>
-        <w:ind w:end="0"/>
-        <w:jc w:val="center"/>
-        <w:rPr>
-          <w:rFonts w:cs="David"/>
-          <w:b/>
-          <w:bCs/>
-          <w:sz w:val="28"/>
-          <w:szCs w:val="28"/>
-          <w:u w:val="single"/>
-        </w:rPr>
-      </w:pPr>
-      <w:r>
-        <w:rPr>
-          <w:rFonts w:cs="David"/>
-          <w:b/>
-          <w:bCs/>
-          <w:sz w:val="28"/>
-          <w:szCs w:val="28"/>
-          <w:u w:val="single"/>
-          <w:rtl w:val="true"/>
-        </w:rPr>
-      </w:r>
-    </w:p>
-    <w:p>
-      <w:pPr>
-        <w:pStyle w:val="Normal"/>
-        <w:ind w:end="0"/>
-        <w:jc w:val="center"/>
-        <w:rPr>
-          <w:rFonts w:cs="David"/>
-          <w:b/>
-          <w:bCs/>
-          <w:sz w:val="28"/>
-          <w:szCs w:val="28"/>
-          <w:u w:val="single"/>
-        </w:rPr>
-      </w:pPr>
-      <w:r>
-        <w:rPr>
-          <w:rFonts w:cs="David"/>
-          <w:b/>
-          <w:bCs/>
-          <w:sz w:val="28"/>
-          <w:szCs w:val="28"/>
-          <w:u w:val="single"/>
-          <w:rtl w:val="true"/>
-        </w:rPr>
-      </w:r>
-    </w:p>
-    <w:p>
-      <w:pPr>
-        <w:pStyle w:val="Normal"/>
-        <w:ind w:end="0"/>
-        <w:jc w:val="center"/>
-        <w:rPr>
-          <w:rFonts w:cs="David"/>
-          <w:b/>
-          <w:bCs/>
-          <w:sz w:val="28"/>
-          <w:szCs w:val="28"/>
-          <w:u w:val="single"/>
-        </w:rPr>
-      </w:pPr>
-      <w:r>
-        <w:rPr>
-          <w:rFonts w:cs="David"/>
-          <w:b/>
-          <w:bCs/>
-          <w:sz w:val="28"/>
-          <w:szCs w:val="28"/>
-          <w:u w:val="single"/>
-          <w:rtl w:val="true"/>
-        </w:rPr>
-      </w:r>
-    </w:p>
-    <w:p>
-      <w:pPr>
-        <w:pStyle w:val="Normal"/>
-        <w:ind w:end="0"/>
-        <w:jc w:val="center"/>
-        <w:rPr>
-          <w:rFonts w:cs="David"/>
-          <w:b/>
-          <w:bCs/>
-          <w:sz w:val="28"/>
-          <w:szCs w:val="28"/>
-          <w:u w:val="single"/>
-        </w:rPr>
-      </w:pPr>
-      <w:r>
-        <w:rPr>
-          <w:rFonts w:cs="David"/>
-          <w:b/>
-          <w:bCs/>
-          <w:sz w:val="28"/>
-          <w:szCs w:val="28"/>
-          <w:u w:val="single"/>
-          <w:rtl w:val="true"/>
-        </w:rPr>
-      </w:r>
-    </w:p>
-    <w:p>
-      <w:pPr>
-        <w:pStyle w:val="Normal"/>
-        <w:ind w:end="0"/>
-        <w:jc w:val="center"/>
-        <w:rPr>
-          <w:rFonts w:cs="David"/>
-          <w:b/>
-          <w:bCs/>
-          <w:sz w:val="28"/>
-          <w:szCs w:val="28"/>
-          <w:u w:val="single"/>
-        </w:rPr>
-      </w:pPr>
-      <w:r>
-        <w:rPr>
-          <w:rFonts w:cs="David"/>
-          <w:b/>
-          <w:bCs/>
-          <w:sz w:val="28"/>
-          <w:szCs w:val="28"/>
-          <w:u w:val="single"/>
-          <w:rtl w:val="true"/>
-        </w:rPr>
-      </w:r>
-    </w:p>
-    <w:p>
-      <w:pPr>
-        <w:pStyle w:val="Normal"/>
-        <w:ind w:end="0"/>
-        <w:jc w:val="center"/>
-        <w:rPr>
-          <w:rFonts w:cs="David"/>
-          <w:b/>
-          <w:bCs/>
-          <w:sz w:val="28"/>
-          <w:szCs w:val="28"/>
-          <w:u w:val="single"/>
-        </w:rPr>
-      </w:pPr>
-      <w:r>
-        <w:rPr>
-          <w:rFonts w:cs="David"/>
-          <w:b/>
-          <w:bCs/>
-          <w:sz w:val="28"/>
-          <w:szCs w:val="28"/>
-          <w:u w:val="single"/>
-          <w:rtl w:val="true"/>
-        </w:rPr>
-      </w:r>
-    </w:p>
-    <w:p>
-      <w:pPr>
-        <w:pStyle w:val="Normal"/>
-        <w:ind w:end="0"/>
-        <w:jc w:val="center"/>
-        <w:rPr>
-          <w:rFonts w:cs="David"/>
-          <w:b/>
-          <w:bCs/>
-          <w:sz w:val="28"/>
-          <w:szCs w:val="28"/>
-          <w:u w:val="single"/>
-        </w:rPr>
-      </w:pPr>
-      <w:r>
-        <w:rPr>
-          <w:rFonts w:cs="David"/>
-          <w:b/>
-          <w:bCs/>
-          <w:sz w:val="28"/>
-          <w:szCs w:val="28"/>
-          <w:u w:val="single"/>
-          <w:rtl w:val="true"/>
-        </w:rPr>
-      </w:r>
-    </w:p>
-    <w:p>
-      <w:pPr>
-        <w:pStyle w:val="Normal"/>
-        <w:ind w:end="0"/>
-        <w:jc w:val="center"/>
-        <w:rPr>
-          <w:rFonts w:cs="David"/>
-          <w:b/>
-          <w:bCs/>
-          <w:sz w:val="28"/>
-          <w:szCs w:val="28"/>
-          <w:u w:val="single"/>
-        </w:rPr>
-      </w:pPr>
-      <w:r>
-        <w:rPr>
-          <w:rFonts w:cs="David"/>
-          <w:b/>
-          <w:bCs/>
-          <w:sz w:val="28"/>
-          <w:szCs w:val="28"/>
-          <w:u w:val="single"/>
-          <w:rtl w:val="true"/>
-        </w:rPr>
-      </w:r>
-    </w:p>
-    <w:p>
-      <w:pPr>
-        <w:pStyle w:val="Normal"/>
-        <w:ind w:end="0"/>
-        <w:jc w:val="center"/>
-        <w:rPr>
-          <w:rFonts w:cs="David"/>
-          <w:b/>
-          <w:bCs/>
-          <w:sz w:val="28"/>
-          <w:szCs w:val="28"/>
-          <w:u w:val="single"/>
-        </w:rPr>
-      </w:pPr>
-      <w:r>
-        <w:rPr>
-          <w:rFonts w:cs="David"/>
-          <w:b/>
-          <w:bCs/>
-          <w:sz w:val="28"/>
-          <w:szCs w:val="28"/>
-          <w:u w:val="single"/>
-          <w:rtl w:val="true"/>
-        </w:rPr>
-      </w:r>
-    </w:p>
-    <w:p>
-      <w:pPr>
-        <w:pStyle w:val="Normal"/>
-        <w:ind w:end="0"/>
-        <w:jc w:val="center"/>
-        <w:rPr>
-          <w:rFonts w:cs="David"/>
-          <w:b/>
-          <w:bCs/>
-          <w:sz w:val="28"/>
-          <w:szCs w:val="28"/>
-          <w:u w:val="single"/>
-        </w:rPr>
-      </w:pPr>
-      <w:r>
-        <w:rPr>
-          <w:rFonts w:cs="David"/>
-          <w:b/>
-          <w:bCs/>
-          <w:sz w:val="28"/>
-          <w:szCs w:val="28"/>
-          <w:u w:val="single"/>
-          <w:rtl w:val="true"/>
-        </w:rPr>
-        <w:drawing>
-          <wp:anchor distT="0" distB="0" distL="114935" distR="114935" simplePos="0" relativeHeight="68" behindDoc="0" locked="0" layoutInCell="0" allowOverlap="1">
-            <wp:simplePos x="0" y="0"/>
-            <wp:positionH relativeFrom="margin">
-              <wp:posOffset>523240</wp:posOffset>
-            </wp:positionH>
-            <wp:positionV relativeFrom="margin">
-              <wp:posOffset>4350385</wp:posOffset>
-            </wp:positionV>
-            <wp:extent cx="5608320" cy="3969385"/>
-            <wp:effectExtent l="0" t="0" r="0" b="0"/>
-            <wp:wrapSquare wrapText="bothSides"/>
-            <wp:docPr id="9" name="Image4"/>
-            <wp:cNvGraphicFramePr>
-              <a:graphicFrameLocks xmlns:a="http://schemas.openxmlformats.org/drawingml/2006/main" noChangeAspect="1"/>
-            </wp:cNvGraphicFramePr>
-            <a:graphic xmlns:a="http://schemas.openxmlformats.org/drawingml/2006/main">
-              <a:graphicData uri="http://schemas.openxmlformats.org/drawingml/2006/picture">
-                <pic:pic xmlns:pic="http://schemas.openxmlformats.org/drawingml/2006/picture">
-                  <pic:nvPicPr>
-                    <pic:cNvPr id="9" name="Image4"/>
-                    <pic:cNvPicPr>
-                      <a:picLocks noChangeAspect="1" noChangeArrowheads="1"/>
-                    </pic:cNvPicPr>
-                  </pic:nvPicPr>
-                  <pic:blipFill>
-                    <a:blip r:embed="rId9"/>
-                    <a:srcRect l="-4" t="-6" r="-4" b="-6"/>
-                    <a:stretch>
-                      <a:fillRect/>
-                    </a:stretch>
-                  </pic:blipFill>
-                  <pic:spPr bwMode="auto">
-                    <a:xfrm>
-                      <a:off x="0" y="0"/>
-                      <a:ext cx="5608320" cy="3969385"/>
-                    </a:xfrm>
-                    <a:prstGeom prst="rect">
-                      <a:avLst/>
-                    </a:prstGeom>
-                    <a:noFill/>
-                  </pic:spPr>
-                </pic:pic>
-              </a:graphicData>
-            </a:graphic>
-          </wp:anchor>
-        </w:drawing>
-      </w:r>
-    </w:p>
-    <w:p>
-      <w:pPr>
-        <w:pStyle w:val="Normal"/>
-        <w:ind w:end="0"/>
-        <w:jc w:val="center"/>
-        <w:rPr>
-          <w:rFonts w:cs="David"/>
-          <w:b/>
-          <w:bCs/>
-          <w:sz w:val="28"/>
-          <w:szCs w:val="28"/>
-          <w:u w:val="single"/>
-        </w:rPr>
-      </w:pPr>
-      <w:r>
-        <w:rPr>
-          <w:rFonts w:cs="David"/>
-          <w:b/>
-          <w:bCs/>
-          <w:sz w:val="28"/>
-          <w:szCs w:val="28"/>
-          <w:u w:val="single"/>
-          <w:rtl w:val="true"/>
-        </w:rPr>
-      </w:r>
-    </w:p>
-    <w:p>
-      <w:pPr>
-        <w:pStyle w:val="Normal"/>
-        <w:ind w:end="0"/>
-        <w:jc w:val="center"/>
-        <w:rPr>
-          <w:rFonts w:cs="David"/>
-          <w:b/>
-          <w:bCs/>
-          <w:sz w:val="28"/>
-          <w:szCs w:val="28"/>
-          <w:u w:val="single"/>
-        </w:rPr>
-      </w:pPr>
-      <w:r>
-        <w:rPr>
-          <w:rFonts w:cs="David"/>
-          <w:b/>
-          <w:bCs/>
-          <w:sz w:val="28"/>
-          <w:szCs w:val="28"/>
-          <w:u w:val="single"/>
-          <w:rtl w:val="true"/>
-        </w:rPr>
-      </w:r>
-    </w:p>
-    <w:p>
-      <w:pPr>
-        <w:pStyle w:val="Normal"/>
-        <w:ind w:end="0"/>
-        <w:jc w:val="center"/>
-        <w:rPr>
-          <w:rFonts w:cs="David"/>
-          <w:b/>
-          <w:bCs/>
-          <w:sz w:val="28"/>
-          <w:szCs w:val="28"/>
-          <w:u w:val="single"/>
-        </w:rPr>
-      </w:pPr>
-      <w:r>
-        <w:rPr>
-          <w:rFonts w:cs="David"/>
-          <w:b/>
-          <w:bCs/>
-          <w:sz w:val="28"/>
-          <w:szCs w:val="28"/>
-          <w:u w:val="single"/>
-          <w:rtl w:val="true"/>
-        </w:rPr>
-      </w:r>
-    </w:p>
-    <w:p>
-      <w:pPr>
-        <w:pStyle w:val="Normal"/>
-        <w:ind w:end="0"/>
-        <w:jc w:val="center"/>
-        <w:rPr>
-          <w:rFonts w:cs="David"/>
-          <w:b/>
-          <w:bCs/>
-          <w:sz w:val="28"/>
-          <w:szCs w:val="28"/>
-          <w:u w:val="single"/>
-        </w:rPr>
-      </w:pPr>
-      <w:r>
-        <w:rPr>
-          <w:rFonts w:cs="David"/>
-          <w:b/>
-          <w:bCs/>
-          <w:sz w:val="28"/>
-          <w:szCs w:val="28"/>
-          <w:u w:val="single"/>
-          <w:rtl w:val="true"/>
-        </w:rPr>
-      </w:r>
-    </w:p>
-    <w:p>
-      <w:pPr>
-        <w:pStyle w:val="Normal"/>
-        <w:ind w:end="0"/>
-        <w:jc w:val="center"/>
-        <w:rPr>
-          <w:rFonts w:cs="David"/>
-          <w:b/>
-          <w:bCs/>
-          <w:sz w:val="28"/>
-          <w:szCs w:val="28"/>
-          <w:u w:val="single"/>
-        </w:rPr>
-      </w:pPr>
-      <w:r>
-        <w:rPr>
-          <w:rFonts w:cs="David"/>
-          <w:b/>
-          <w:bCs/>
-          <w:sz w:val="28"/>
-          <w:szCs w:val="28"/>
-          <w:u w:val="single"/>
-          <w:rtl w:val="true"/>
-        </w:rPr>
-      </w:r>
-    </w:p>
-    <w:p>
-      <w:pPr>
-        <w:pStyle w:val="Normal"/>
-        <w:ind w:end="0"/>
-        <w:jc w:val="center"/>
-        <w:rPr>
-          <w:rFonts w:cs="David"/>
-          <w:b/>
-          <w:bCs/>
-          <w:sz w:val="28"/>
-          <w:szCs w:val="28"/>
-          <w:u w:val="single"/>
-        </w:rPr>
-      </w:pPr>
-      <w:r>
-        <w:rPr>
-          <w:rFonts w:cs="David"/>
-          <w:b/>
-          <w:bCs/>
-          <w:sz w:val="28"/>
-          <w:szCs w:val="28"/>
-          <w:u w:val="single"/>
-          <w:rtl w:val="true"/>
-        </w:rPr>
-      </w:r>
-    </w:p>
-    <w:p>
-      <w:pPr>
-        <w:pStyle w:val="Normal"/>
-        <w:ind w:end="0"/>
-        <w:jc w:val="center"/>
-        <w:rPr>
-          <w:rFonts w:cs="David"/>
-          <w:b/>
-          <w:bCs/>
-          <w:sz w:val="28"/>
-          <w:szCs w:val="28"/>
-          <w:u w:val="single"/>
-        </w:rPr>
-      </w:pPr>
-      <w:r>
-        <w:rPr>
-          <w:rFonts w:cs="David"/>
-          <w:b/>
-          <w:bCs/>
-          <w:sz w:val="28"/>
-          <w:szCs w:val="28"/>
-          <w:u w:val="single"/>
-          <w:rtl w:val="true"/>
-        </w:rPr>
-      </w:r>
-    </w:p>
-    <w:p>
-      <w:pPr>
-        <w:pStyle w:val="Normal"/>
-        <w:ind w:end="0"/>
-        <w:jc w:val="center"/>
-        <w:rPr>
-          <w:rFonts w:cs="David"/>
-          <w:b/>
-          <w:bCs/>
-          <w:sz w:val="28"/>
-          <w:szCs w:val="28"/>
-          <w:u w:val="single"/>
-        </w:rPr>
-      </w:pPr>
-      <w:r>
-        <w:rPr>
-          <w:rFonts w:cs="David"/>
-          <w:b/>
-          <w:bCs/>
-          <w:sz w:val="28"/>
-          <w:szCs w:val="28"/>
-          <w:u w:val="single"/>
-          <w:rtl w:val="true"/>
-        </w:rPr>
-      </w:r>
-    </w:p>
-    <w:p>
-      <w:pPr>
-        <w:pStyle w:val="Normal"/>
-        <w:ind w:end="0"/>
-        <w:jc w:val="center"/>
-        <w:rPr>
-          <w:rFonts w:cs="David"/>
-          <w:b/>
-          <w:bCs/>
-          <w:sz w:val="28"/>
-          <w:szCs w:val="28"/>
-          <w:u w:val="single"/>
-        </w:rPr>
-      </w:pPr>
-      <w:r>
-        <w:rPr>
-          <w:rFonts w:cs="David"/>
-          <w:b/>
-          <w:bCs/>
-          <w:sz w:val="28"/>
-          <w:szCs w:val="28"/>
-          <w:u w:val="single"/>
-          <w:rtl w:val="true"/>
-        </w:rPr>
-        <w:drawing>
-          <wp:inline distT="0" distB="0" distL="0" distR="0">
-            <wp:extent cx="5724525" cy="8105775"/>
-            <wp:effectExtent l="0" t="0" r="0" b="0"/>
-            <wp:docPr id="10" name="Image5"/>
-            <wp:cNvGraphicFramePr>
-              <a:graphicFrameLocks xmlns:a="http://schemas.openxmlformats.org/drawingml/2006/main" noChangeAspect="1"/>
-            </wp:cNvGraphicFramePr>
-            <a:graphic xmlns:a="http://schemas.openxmlformats.org/drawingml/2006/main">
-              <a:graphicData uri="http://schemas.openxmlformats.org/drawingml/2006/picture">
-                <pic:pic xmlns:pic="http://schemas.openxmlformats.org/drawingml/2006/picture">
-                  <pic:nvPicPr>
-                    <pic:cNvPr id="10" name="Image5"/>
-                    <pic:cNvPicPr>
-                      <a:picLocks noChangeAspect="1" noChangeArrowheads="1"/>
-                    </pic:cNvPicPr>
-                  </pic:nvPicPr>
-                  <pic:blipFill>
-                    <a:blip r:embed="rId10"/>
-                    <a:srcRect l="-6" t="-4" r="-6" b="-4"/>
-                    <a:stretch>
-                      <a:fillRect/>
-                    </a:stretch>
-                  </pic:blipFill>
-                  <pic:spPr bwMode="auto">
-                    <a:xfrm>
-                      <a:off x="0" y="0"/>
-                      <a:ext cx="5724525" cy="8105775"/>
-                    </a:xfrm>
-                    <a:prstGeom prst="rect">
-                      <a:avLst/>
-                    </a:prstGeom>
-                    <a:noFill/>
-                  </pic:spPr>
-                </pic:pic>
-              </a:graphicData>
-            </a:graphic>
-          </wp:inline>
-        </w:drawing>
-      </w:r>
-    </w:p>
-    <w:p>
-      <w:pPr>
-        <w:pStyle w:val="Normal"/>
-        <w:ind w:end="0"/>
-        <w:jc w:val="center"/>
-        <w:rPr>
-          <w:rFonts w:cs="David"/>
-          <w:b/>
-          <w:bCs/>
-          <w:sz w:val="28"/>
-          <w:szCs w:val="28"/>
-          <w:u w:val="single"/>
-        </w:rPr>
-      </w:pPr>
-      <w:r>
-        <w:rPr>
-          <w:rFonts w:cs="David"/>
-          <w:b/>
-          <w:bCs/>
-          <w:sz w:val="28"/>
-          <w:szCs w:val="28"/>
-          <w:u w:val="single"/>
-          <w:rtl w:val="true"/>
-        </w:rPr>
-      </w:r>
-    </w:p>
-    <w:p>
-      <w:pPr>
-        <w:pStyle w:val="Normal"/>
-        <w:ind w:end="0"/>
-        <w:jc w:val="center"/>
-        <w:rPr>
-          <w:rFonts w:eastAsia="SimSun;宋体"/>
-          <w:sz w:val="22"/>
-          <w:szCs w:val="22"/>
-          <w:lang w:eastAsia="en-US"/>
-        </w:rPr>
-      </w:pPr>
-      <w:r>
-        <w:rPr>
-          <w:rFonts w:cs="David"/>
-          <w:b/>
-          <w:bCs/>
-          <w:sz w:val="28"/>
-          <w:szCs w:val="28"/>
-          <w:u w:val="single"/>
-          <w:rtl w:val="true"/>
-        </w:rPr>
-        <w:drawing>
-          <wp:inline distT="0" distB="0" distL="0" distR="0">
-            <wp:extent cx="5772150" cy="8191500"/>
-            <wp:effectExtent l="0" t="0" r="0" b="0"/>
-            <wp:docPr id="11" name="Image9"/>
-            <wp:cNvGraphicFramePr>
-              <a:graphicFrameLocks xmlns:a="http://schemas.openxmlformats.org/drawingml/2006/main" noChangeAspect="1"/>
-            </wp:cNvGraphicFramePr>
-            <a:graphic xmlns:a="http://schemas.openxmlformats.org/drawingml/2006/main">
-              <a:graphicData uri="http://schemas.openxmlformats.org/drawingml/2006/picture">
-                <pic:pic xmlns:pic="http://schemas.openxmlformats.org/drawingml/2006/picture">
-                  <pic:nvPicPr>
-                    <pic:cNvPr id="11" name="Image9"/>
-                    <pic:cNvPicPr>
-                      <a:picLocks noChangeAspect="1" noChangeArrowheads="1"/>
-                    </pic:cNvPicPr>
-                  </pic:nvPicPr>
-                  <pic:blipFill>
-                    <a:blip r:embed="rId11"/>
-                    <a:srcRect l="-6" t="-4" r="-6" b="-4"/>
-                    <a:stretch>
-                      <a:fillRect/>
-                    </a:stretch>
-                  </pic:blipFill>
-                  <pic:spPr bwMode="auto">
-                    <a:xfrm>
-                      <a:off x="0" y="0"/>
-                      <a:ext cx="5772150" cy="8191500"/>
-                    </a:xfrm>
-                    <a:prstGeom prst="rect">
-                      <a:avLst/>
-                    </a:prstGeom>
-                    <a:noFill/>
-                  </pic:spPr>
-                </pic:pic>
-              </a:graphicData>
-            </a:graphic>
-          </wp:inline>
-        </w:drawing>
-      </w:r>
-    </w:p>
-    <w:p>
-      <w:pPr>
-        <w:pStyle w:val="Normal"/>
-        <w:tabs>
-          <w:tab w:val="clear" w:pos="720"/>
-          <w:tab w:val="left" w:pos="6116" w:leader="none"/>
-        </w:tabs>
-        <w:ind w:end="0"/>
-        <w:jc w:val="center"/>
-        <w:rPr>
-          <w:vanish/>
-        </w:rPr>
-      </w:pPr>
-      <w:r>
-        <w:rPr>
-          <w:rtl w:val="true"/>
-        </w:rPr>
-      </w:r>
-      <w:bookmarkStart w:id="30" w:name="_PictureBullets"/>
-      <w:bookmarkEnd w:id="30"/>
+      </w:pPr>
+      <w:r>
+        <w:rPr>
+          <w:color w:val="FFFFFF"/>
+          <w:sz w:val="10"/>
+          <w:szCs w:val="10"/>
+        </w:rPr>
+        <w:t xml:space="preserve">SIGNATUREHERE</w:t>
+      </w:r>
     </w:p>
     <w:sectPr>
       <w:headerReference w:type="default" r:id="rId12"/>

--- a/apps/api/templates/kol-holem-acoustic-tagged-before-user-merge.docx
+++ b/apps/api/templates/kol-holem-acoustic-tagged-before-user-merge.docx
@@ -6375,89 +6375,6 @@
       </w:pPr>
       <w:r>
         <w:rPr>
-          <w:rFonts w:hint="cs" w:cs="David"/>
-          <w:b/>
-          <w:b/>
-          <w:bCs/>
-          <w:sz w:val="28"/>
-          <w:szCs w:val="28"/>
-          <w:u w:val="single"/>
-          <w:rtl w:val="true"/>
-        </w:rPr>
-        <w:t>אישור ההצעה</w:t>
-      </w:r>
-      <w:r>
-        <w:rPr>
-          <w:rFonts w:cs="David" w:hint="cs"/>
-          <w:b/>
-          <w:bCs/>
-          <w:sz w:val="28"/>
-          <w:szCs w:val="28"/>
-          <w:rtl w:val="true"/>
-        </w:rPr>
-        <w:t xml:space="preserve">: </w:t>
-      </w:r>
-      <w:r>
-        <w:rPr>
-          <w:rFonts w:hint="cs" w:cs="David"/>
-          <w:sz w:val="28"/>
-          <w:szCs w:val="28"/>
-          <w:rtl w:val="true"/>
-        </w:rPr>
-        <w:t xml:space="preserve">נא לשלוח את ההצעה חתומה לפקס </w:t>
-      </w:r>
-      <w:r>
-        <w:rPr>
-          <w:rFonts w:cs="David" w:hint="cs"/>
-          <w:sz w:val="28"/>
-          <w:szCs w:val="28"/>
-        </w:rPr>
-        <w:t>09-7724446</w:t>
-      </w:r>
-      <w:r>
-        <w:rPr>
-          <w:rFonts w:cs="David" w:hint="cs"/>
-          <w:sz w:val="28"/>
-          <w:szCs w:val="28"/>
-          <w:rtl w:val="true"/>
-        </w:rPr>
-        <w:t xml:space="preserve"> </w:t>
-      </w:r>
-      <w:r>
-        <w:rPr>
-          <w:rFonts w:hint="cs" w:cs="David"/>
-          <w:sz w:val="28"/>
-          <w:szCs w:val="28"/>
-          <w:rtl w:val="true"/>
-        </w:rPr>
-        <w:t>ואנו נחזור לתאם הגעה בהקדם</w:t>
-      </w:r>
-      <w:r>
-        <w:rPr>
-          <w:rFonts w:cs="David" w:hint="cs"/>
-          <w:sz w:val="28"/>
-          <w:szCs w:val="28"/>
-          <w:rtl w:val="true"/>
-        </w:rPr>
-        <w:t xml:space="preserve">. </w:t>
-      </w:r>
-    </w:p>
-    <w:p>
-      <w:pPr>
-        <w:pStyle w:val="Normal"/>
-        <w:ind w:end="0"/>
-        <w:jc w:val="start"/>
-        <w:rPr>
-          <w:rFonts w:cs="David" w:hint="cs"/>
-          <w:b/>
-          <w:bCs/>
-          <w:sz w:val="28"/>
-          <w:szCs w:val="28"/>
-          <w:u w:val="single"/>
-        </w:rPr>
-      </w:pPr>
-      <w:r>
-        <w:rPr>
           <w:rFonts w:cs="David" w:hint="cs"/>
           <w:b/>
           <w:bCs/>
@@ -6488,83 +6405,6 @@
           <w:u w:val="single"/>
           <w:rtl w:val="true"/>
         </w:rPr>
-      </w:r>
-    </w:p>
-    <w:p>
-      <w:pPr>
-        <w:pStyle w:val="Normal"/>
-        <w:ind w:start="720" w:end="0"/>
-        <w:jc w:val="both"/>
-        <w:rPr>
-          <w:rFonts w:ascii="Arial" w:hAnsi="Arial" w:cs="Arial"/>
-          <w:sz w:val="28"/>
-          <w:szCs w:val="28"/>
-        </w:rPr>
-      </w:pPr>
-      <w:r>
-        <w:rPr>
-          <w:rFonts w:hint="cs" w:cs="David"/>
-          <w:sz w:val="28"/>
-          <w:szCs w:val="28"/>
-          <w:rtl w:val="true"/>
-        </w:rPr>
-        <w:t>לתיאום הגעה</w:t>
-      </w:r>
-      <w:r>
-        <w:rPr>
-          <w:rFonts w:cs="David" w:hint="cs"/>
-          <w:sz w:val="28"/>
-          <w:szCs w:val="28"/>
-          <w:rtl w:val="true"/>
-        </w:rPr>
-        <w:t xml:space="preserve">, </w:t>
-      </w:r>
-      <w:r>
-        <w:rPr>
-          <w:rFonts w:hint="cs" w:cs="David"/>
-          <w:sz w:val="28"/>
-          <w:szCs w:val="28"/>
-          <w:rtl w:val="true"/>
-        </w:rPr>
-        <w:t xml:space="preserve">נא לחתום ולשלוח לפקס </w:t>
-      </w:r>
-      <w:r>
-        <w:rPr>
-          <w:rFonts w:cs="David" w:hint="cs"/>
-          <w:sz w:val="28"/>
-          <w:szCs w:val="28"/>
-        </w:rPr>
-        <w:t>09-7724446</w:t>
-      </w:r>
-      <w:r>
-        <w:rPr>
-          <w:rFonts w:cs="David" w:hint="cs"/>
-          <w:sz w:val="28"/>
-          <w:szCs w:val="28"/>
-          <w:rtl w:val="true"/>
-        </w:rPr>
-        <w:t xml:space="preserve">. </w:t>
-      </w:r>
-      <w:r>
-        <w:rPr>
-          <w:rFonts w:hint="cs" w:cs="David"/>
-          <w:sz w:val="28"/>
-          <w:szCs w:val="28"/>
-          <w:rtl w:val="true"/>
-        </w:rPr>
-        <w:t>תודה</w:t>
-      </w:r>
-      <w:r>
-        <w:rPr>
-          <w:rFonts w:cs="David" w:hint="cs"/>
-          <w:sz w:val="28"/>
-          <w:szCs w:val="28"/>
-          <w:rtl w:val="true"/>
-        </w:rPr>
-        <w:t>.</w:t>
-      </w:r>
-      <w:r>
-        <w:br w:type="page"/>
       </w:r>
     </w:p>
     <w:p>
